--- a/Design/MLF_DESIGN.docx
+++ b/Design/MLF_DESIGN.docx
@@ -147,7 +147,21 @@
         <w:rPr>
           <w:vanish w:val="0"/>
         </w:rPr>
-        <w:t xml:space="preserve">Я окончательно поехал кукохой. После 3 итерации </w:t>
+        <w:t xml:space="preserve">Я окончательно поехал </w:t>
+      </w:r>
+      <w:proofErr w:type="spellStart"/>
+      <w:r>
+        <w:rPr>
+          <w:vanish w:val="0"/>
+        </w:rPr>
+        <w:t>кукохой</w:t>
+      </w:r>
+      <w:proofErr w:type="spellEnd"/>
+      <w:r>
+        <w:rPr>
+          <w:vanish w:val="0"/>
+        </w:rPr>
+        <w:t xml:space="preserve">. После 3 итерации </w:t>
       </w:r>
       <w:r>
         <w:rPr>
@@ -225,7 +239,21 @@
         <w:rPr>
           <w:vanish w:val="0"/>
         </w:rPr>
-        <w:t>. Название имба (нет).</w:t>
+        <w:t xml:space="preserve">. Название </w:t>
+      </w:r>
+      <w:proofErr w:type="spellStart"/>
+      <w:r>
+        <w:rPr>
+          <w:vanish w:val="0"/>
+        </w:rPr>
+        <w:t>имба</w:t>
+      </w:r>
+      <w:proofErr w:type="spellEnd"/>
+      <w:r>
+        <w:rPr>
+          <w:vanish w:val="0"/>
+        </w:rPr>
+        <w:t xml:space="preserve"> (нет).</w:t>
       </w:r>
     </w:p>
     <w:p>
@@ -295,12 +323,14 @@
         </w:rPr>
         <w:t xml:space="preserve"> – </w:t>
       </w:r>
+      <w:proofErr w:type="spellStart"/>
       <w:r>
         <w:rPr>
           <w:vanish w:val="0"/>
         </w:rPr>
         <w:t>фронтенд</w:t>
       </w:r>
+      <w:proofErr w:type="spellEnd"/>
       <w:r>
         <w:rPr>
           <w:vanish w:val="0"/>
@@ -548,6 +578,7 @@
         </w:rPr>
         <w:t>, а более сложные (</w:t>
       </w:r>
+      <w:proofErr w:type="gramStart"/>
       <w:r>
         <w:rPr>
           <w:vanish w:val="0"/>
@@ -568,6 +599,7 @@
         </w:rPr>
         <w:t>struct</w:t>
       </w:r>
+      <w:proofErr w:type="gramEnd"/>
       <w:r>
         <w:rPr>
           <w:vanish w:val="0"/>
@@ -743,6 +775,7 @@
         </w:rPr>
         <w:t xml:space="preserve">Разработать систему хранилища строк, то есть </w:t>
       </w:r>
+      <w:proofErr w:type="spellStart"/>
       <w:r>
         <w:rPr>
           <w:vanish w:val="0"/>
@@ -750,6 +783,7 @@
         </w:rPr>
         <w:t>StringPool</w:t>
       </w:r>
+      <w:proofErr w:type="spellEnd"/>
       <w:r>
         <w:rPr>
           <w:vanish w:val="0"/>
@@ -833,6 +867,7 @@
         </w:rPr>
         <w:t xml:space="preserve">Разобраться с системой символов. Также стоит подумать над возможностью подключения своих контейнеров данных к глобальной системе (паттерн </w:t>
       </w:r>
+      <w:proofErr w:type="spellStart"/>
       <w:r>
         <w:rPr>
           <w:vanish w:val="0"/>
@@ -840,12 +875,14 @@
         </w:rPr>
         <w:t>ServiceLocator</w:t>
       </w:r>
+      <w:proofErr w:type="spellEnd"/>
       <w:r>
         <w:rPr>
           <w:vanish w:val="0"/>
         </w:rPr>
         <w:t xml:space="preserve">, но это </w:t>
       </w:r>
+      <w:proofErr w:type="spellStart"/>
       <w:r>
         <w:rPr>
           <w:vanish w:val="0"/>
@@ -853,6 +890,7 @@
         </w:rPr>
         <w:t>TranslationContext</w:t>
       </w:r>
+      <w:proofErr w:type="spellEnd"/>
       <w:r>
         <w:rPr>
           <w:vanish w:val="0"/>
@@ -1135,24 +1173,14 @@
       <w:r>
         <w:t xml:space="preserve">Рисунок </w:t>
       </w:r>
-      <w:r>
-        <w:fldChar w:fldCharType="begin"/>
-      </w:r>
-      <w:r>
-        <w:instrText xml:space="preserve"> SEQ Рисунок \* ARABIC </w:instrText>
-      </w:r>
-      <w:r>
-        <w:fldChar w:fldCharType="separate"/>
-      </w:r>
-      <w:r>
-        <w:rPr>
-          <w:noProof/>
-        </w:rPr>
-        <w:t>1</w:t>
-      </w:r>
-      <w:r>
-        <w:fldChar w:fldCharType="end"/>
-      </w:r>
+      <w:fldSimple w:instr=" SEQ Рисунок \* ARABIC ">
+        <w:r>
+          <w:rPr>
+            <w:noProof/>
+          </w:rPr>
+          <w:t>1</w:t>
+        </w:r>
+      </w:fldSimple>
       <w:r>
         <w:rPr>
           <w:vanish w:val="0"/>
@@ -1475,6 +1503,7 @@
         </w:rPr>
         <w:t xml:space="preserve">: </w:t>
       </w:r>
+      <w:proofErr w:type="spellStart"/>
       <w:r>
         <w:rPr>
           <w:vanish w:val="0"/>
@@ -1482,6 +1511,7 @@
         </w:rPr>
         <w:t>StringPool</w:t>
       </w:r>
+      <w:proofErr w:type="spellEnd"/>
       <w:r>
         <w:rPr>
           <w:vanish w:val="0"/>
@@ -1527,6 +1557,7 @@
         </w:rPr>
         <w:t xml:space="preserve">, </w:t>
       </w:r>
+      <w:proofErr w:type="spellStart"/>
       <w:r>
         <w:rPr>
           <w:vanish w:val="0"/>
@@ -1534,11 +1565,26 @@
         </w:rPr>
         <w:t>CharacterAnalyser</w:t>
       </w:r>
-      <w:r>
-        <w:rPr>
-          <w:vanish w:val="0"/>
-        </w:rPr>
-        <w:t xml:space="preserve"> – сборщик многобайтовых символов</w:t>
+      <w:proofErr w:type="spellEnd"/>
+      <w:r>
+        <w:rPr>
+          <w:vanish w:val="0"/>
+        </w:rPr>
+        <w:t xml:space="preserve"> – сборщик </w:t>
+      </w:r>
+      <w:proofErr w:type="spellStart"/>
+      <w:r>
+        <w:rPr>
+          <w:vanish w:val="0"/>
+        </w:rPr>
+        <w:t>многобайтовых</w:t>
+      </w:r>
+      <w:proofErr w:type="spellEnd"/>
+      <w:r>
+        <w:rPr>
+          <w:vanish w:val="0"/>
+        </w:rPr>
+        <w:t xml:space="preserve"> символов</w:t>
       </w:r>
       <w:r>
         <w:rPr>
@@ -1552,6 +1598,7 @@
         </w:rPr>
         <w:t xml:space="preserve">функции для работы со строками (как </w:t>
       </w:r>
+      <w:proofErr w:type="spellStart"/>
       <w:r>
         <w:rPr>
           <w:vanish w:val="0"/>
@@ -1559,12 +1606,14 @@
         </w:rPr>
         <w:t>StringsOperations</w:t>
       </w:r>
+      <w:proofErr w:type="spellEnd"/>
       <w:r>
         <w:rPr>
           <w:vanish w:val="0"/>
         </w:rPr>
         <w:t xml:space="preserve"> в </w:t>
       </w:r>
+      <w:proofErr w:type="spellStart"/>
       <w:r>
         <w:rPr>
           <w:vanish w:val="0"/>
@@ -1572,6 +1621,7 @@
         </w:rPr>
         <w:t>ELScript</w:t>
       </w:r>
+      <w:proofErr w:type="spellEnd"/>
       <w:r>
         <w:rPr>
           <w:vanish w:val="0"/>
@@ -1610,6 +1660,7 @@
         </w:rPr>
         <w:t xml:space="preserve">), список обрабатываемых кодировок в виде </w:t>
       </w:r>
+      <w:proofErr w:type="spellStart"/>
       <w:r>
         <w:rPr>
           <w:vanish w:val="0"/>
@@ -1617,6 +1668,7 @@
         </w:rPr>
         <w:t>enum</w:t>
       </w:r>
+      <w:proofErr w:type="spellEnd"/>
       <w:r>
         <w:rPr>
           <w:vanish w:val="0"/>
@@ -1656,6 +1708,7 @@
         </w:rPr>
         <w:t xml:space="preserve"> – папка с файлами-помощниками, то есть с теми, которые содержат в себе вспомогательные модули. Например, </w:t>
       </w:r>
+      <w:proofErr w:type="spellStart"/>
       <w:r>
         <w:rPr>
           <w:vanish w:val="0"/>
@@ -1663,6 +1716,7 @@
         </w:rPr>
         <w:t>ChunkArray</w:t>
       </w:r>
+      <w:proofErr w:type="spellEnd"/>
       <w:r>
         <w:rPr>
           <w:vanish w:val="0"/>
@@ -1675,12 +1729,42 @@
         </w:rPr>
         <w:t xml:space="preserve"> </w:t>
       </w:r>
-      <w:r>
-        <w:rPr>
-          <w:vanish w:val="0"/>
-        </w:rPr>
-        <w:t>IDTranslationMap, ServiceLocator, Dispatcher</w:t>
-      </w:r>
+      <w:proofErr w:type="spellStart"/>
+      <w:r>
+        <w:rPr>
+          <w:vanish w:val="0"/>
+        </w:rPr>
+        <w:t>IDTranslationMap</w:t>
+      </w:r>
+      <w:proofErr w:type="spellEnd"/>
+      <w:r>
+        <w:rPr>
+          <w:vanish w:val="0"/>
+        </w:rPr>
+        <w:t xml:space="preserve">, </w:t>
+      </w:r>
+      <w:proofErr w:type="spellStart"/>
+      <w:r>
+        <w:rPr>
+          <w:vanish w:val="0"/>
+        </w:rPr>
+        <w:t>ServiceLocator</w:t>
+      </w:r>
+      <w:proofErr w:type="spellEnd"/>
+      <w:r>
+        <w:rPr>
+          <w:vanish w:val="0"/>
+        </w:rPr>
+        <w:t xml:space="preserve">, </w:t>
+      </w:r>
+      <w:proofErr w:type="spellStart"/>
+      <w:r>
+        <w:rPr>
+          <w:vanish w:val="0"/>
+        </w:rPr>
+        <w:t>Dispatcher</w:t>
+      </w:r>
+      <w:proofErr w:type="spellEnd"/>
       <w:r>
         <w:rPr>
           <w:vanish w:val="0"/>
@@ -1736,7 +1820,21 @@
         <w:rPr>
           <w:vanish w:val="0"/>
         </w:rPr>
-        <w:t xml:space="preserve"> парсер масок и применитель масок.</w:t>
+        <w:t xml:space="preserve"> парсер масок и </w:t>
+      </w:r>
+      <w:proofErr w:type="spellStart"/>
+      <w:r>
+        <w:rPr>
+          <w:vanish w:val="0"/>
+        </w:rPr>
+        <w:t>применитель</w:t>
+      </w:r>
+      <w:proofErr w:type="spellEnd"/>
+      <w:r>
+        <w:rPr>
+          <w:vanish w:val="0"/>
+        </w:rPr>
+        <w:t xml:space="preserve"> масок.</w:t>
       </w:r>
     </w:p>
     <w:p>
@@ -1774,7 +1872,21 @@
         <w:rPr>
           <w:vanish w:val="0"/>
         </w:rPr>
-        <w:t>, лексер.</w:t>
+        <w:t xml:space="preserve">, </w:t>
+      </w:r>
+      <w:proofErr w:type="spellStart"/>
+      <w:r>
+        <w:rPr>
+          <w:vanish w:val="0"/>
+        </w:rPr>
+        <w:t>лексер</w:t>
+      </w:r>
+      <w:proofErr w:type="spellEnd"/>
+      <w:r>
+        <w:rPr>
+          <w:vanish w:val="0"/>
+        </w:rPr>
+        <w:t>.</w:t>
       </w:r>
     </w:p>
     <w:p>
@@ -1837,7 +1949,21 @@
         <w:rPr>
           <w:vanish w:val="0"/>
         </w:rPr>
-        <w:t>узлов и система парсинга.</w:t>
+        <w:t xml:space="preserve">узлов и система </w:t>
+      </w:r>
+      <w:proofErr w:type="spellStart"/>
+      <w:r>
+        <w:rPr>
+          <w:vanish w:val="0"/>
+        </w:rPr>
+        <w:t>парсинга</w:t>
+      </w:r>
+      <w:proofErr w:type="spellEnd"/>
+      <w:r>
+        <w:rPr>
+          <w:vanish w:val="0"/>
+        </w:rPr>
+        <w:t>.</w:t>
       </w:r>
     </w:p>
     <w:p>
@@ -1881,7 +2007,21 @@
         <w:rPr>
           <w:vanish w:val="0"/>
         </w:rPr>
-        <w:t xml:space="preserve"> Хз, как эти модули обрабатывать,</w:t>
+        <w:t xml:space="preserve"> </w:t>
+      </w:r>
+      <w:proofErr w:type="spellStart"/>
+      <w:r>
+        <w:rPr>
+          <w:vanish w:val="0"/>
+        </w:rPr>
+        <w:t>Хз</w:t>
+      </w:r>
+      <w:proofErr w:type="spellEnd"/>
+      <w:r>
+        <w:rPr>
+          <w:vanish w:val="0"/>
+        </w:rPr>
+        <w:t>, как эти модули обрабатывать,</w:t>
       </w:r>
       <w:r>
         <w:rPr>
@@ -1984,12 +2124,14 @@
           <w:vanish w:val="0"/>
         </w:rPr>
       </w:pPr>
+      <w:proofErr w:type="spellStart"/>
       <w:r>
         <w:rPr>
           <w:vanish w:val="0"/>
         </w:rPr>
         <w:t>SemanticAnalуsis</w:t>
       </w:r>
+      <w:proofErr w:type="spellEnd"/>
       <w:r>
         <w:rPr>
           <w:vanish w:val="0"/>
@@ -2020,8 +2162,16 @@
         <w:rPr>
           <w:vanish w:val="0"/>
         </w:rPr>
-        <w:t xml:space="preserve"> – папка с информацией о кодогенерацией</w:t>
-      </w:r>
+        <w:t xml:space="preserve"> – папка с информацией о </w:t>
+      </w:r>
+      <w:proofErr w:type="spellStart"/>
+      <w:r>
+        <w:rPr>
+          <w:vanish w:val="0"/>
+        </w:rPr>
+        <w:t>кодогенерацией</w:t>
+      </w:r>
+      <w:proofErr w:type="spellEnd"/>
       <w:r>
         <w:rPr>
           <w:vanish w:val="0"/>
@@ -2051,14 +2201,57 @@
         <w:rPr>
           <w:vanish w:val="0"/>
         </w:rPr>
-        <w:t>команд, кодогенератор, система добавления новых опкодов.</w:t>
-      </w:r>
-      <w:r>
-        <w:rPr>
-          <w:vanish w:val="0"/>
-        </w:rPr>
-        <w:t xml:space="preserve"> Может опкод будет более сложным, чем просто </w:t>
-      </w:r>
+        <w:t xml:space="preserve">команд, </w:t>
+      </w:r>
+      <w:proofErr w:type="spellStart"/>
+      <w:r>
+        <w:rPr>
+          <w:vanish w:val="0"/>
+        </w:rPr>
+        <w:t>кодогенератор</w:t>
+      </w:r>
+      <w:proofErr w:type="spellEnd"/>
+      <w:r>
+        <w:rPr>
+          <w:vanish w:val="0"/>
+        </w:rPr>
+        <w:t xml:space="preserve">, система добавления новых </w:t>
+      </w:r>
+      <w:proofErr w:type="spellStart"/>
+      <w:r>
+        <w:rPr>
+          <w:vanish w:val="0"/>
+        </w:rPr>
+        <w:t>опкодов</w:t>
+      </w:r>
+      <w:proofErr w:type="spellEnd"/>
+      <w:r>
+        <w:rPr>
+          <w:vanish w:val="0"/>
+        </w:rPr>
+        <w:t>.</w:t>
+      </w:r>
+      <w:r>
+        <w:rPr>
+          <w:vanish w:val="0"/>
+        </w:rPr>
+        <w:t xml:space="preserve"> Может </w:t>
+      </w:r>
+      <w:proofErr w:type="spellStart"/>
+      <w:r>
+        <w:rPr>
+          <w:vanish w:val="0"/>
+        </w:rPr>
+        <w:t>опкод</w:t>
+      </w:r>
+      <w:proofErr w:type="spellEnd"/>
+      <w:r>
+        <w:rPr>
+          <w:vanish w:val="0"/>
+        </w:rPr>
+        <w:t xml:space="preserve"> будет более сложным, чем просто </w:t>
+      </w:r>
+      <w:proofErr w:type="spellStart"/>
       <w:r>
         <w:rPr>
           <w:vanish w:val="0"/>
@@ -2066,11 +2259,26 @@
         </w:rPr>
         <w:t>enum</w:t>
       </w:r>
-      <w:r>
-        <w:rPr>
-          <w:vanish w:val="0"/>
-        </w:rPr>
-        <w:t>. Я имею в виду комплексную структуру с указанием не только самого опкода, но и группы, к которой тот относится. Так можно упростить работу с обработчиками, не придётся плодить 100 с лишним функций.</w:t>
+      <w:proofErr w:type="spellEnd"/>
+      <w:r>
+        <w:rPr>
+          <w:vanish w:val="0"/>
+        </w:rPr>
+        <w:t xml:space="preserve">. Я имею в виду комплексную структуру с указанием не только самого </w:t>
+      </w:r>
+      <w:proofErr w:type="spellStart"/>
+      <w:r>
+        <w:rPr>
+          <w:vanish w:val="0"/>
+        </w:rPr>
+        <w:t>опкода</w:t>
+      </w:r>
+      <w:proofErr w:type="spellEnd"/>
+      <w:r>
+        <w:rPr>
+          <w:vanish w:val="0"/>
+        </w:rPr>
+        <w:t>, но и группы, к которой тот относится. Так можно упростить работу с обработчиками, не придётся плодить 100 с лишним функций.</w:t>
       </w:r>
     </w:p>
     <w:p>
@@ -2085,6 +2293,7 @@
           <w:vanish w:val="0"/>
         </w:rPr>
       </w:pPr>
+      <w:proofErr w:type="spellStart"/>
       <w:r>
         <w:rPr>
           <w:vanish w:val="0"/>
@@ -2092,6 +2301,7 @@
         </w:rPr>
         <w:t>ForwardDeclarations</w:t>
       </w:r>
+      <w:proofErr w:type="spellEnd"/>
       <w:r>
         <w:rPr>
           <w:vanish w:val="0"/>
@@ -2172,12 +2382,14 @@
           <w:vanish w:val="0"/>
         </w:rPr>
       </w:pPr>
+      <w:proofErr w:type="spellStart"/>
       <w:r>
         <w:rPr>
           <w:vanish w:val="0"/>
         </w:rPr>
         <w:t>Context</w:t>
       </w:r>
+      <w:proofErr w:type="spellEnd"/>
       <w:r>
         <w:rPr>
           <w:vanish w:val="0"/>
@@ -2196,6 +2408,7 @@
         </w:rPr>
         <w:t xml:space="preserve">самая важная папка из всех имеющихся. В ней содержатся </w:t>
       </w:r>
+      <w:proofErr w:type="spellStart"/>
       <w:r>
         <w:rPr>
           <w:vanish w:val="0"/>
@@ -2203,12 +2416,14 @@
         </w:rPr>
         <w:t>TranslationData</w:t>
       </w:r>
+      <w:proofErr w:type="spellEnd"/>
       <w:r>
         <w:rPr>
           <w:vanish w:val="0"/>
         </w:rPr>
         <w:t xml:space="preserve"> и </w:t>
       </w:r>
+      <w:proofErr w:type="spellStart"/>
       <w:r>
         <w:rPr>
           <w:vanish w:val="0"/>
@@ -2216,6 +2431,7 @@
         </w:rPr>
         <w:t>MLFContext</w:t>
       </w:r>
+      <w:proofErr w:type="spellEnd"/>
       <w:r>
         <w:rPr>
           <w:vanish w:val="0"/>
@@ -2241,6 +2457,8 @@
         </w:rPr>
         <w:t xml:space="preserve">. </w:t>
       </w:r>
+      <w:proofErr w:type="spellStart"/>
+      <w:proofErr w:type="gramStart"/>
       <w:r>
         <w:rPr>
           <w:vanish w:val="0"/>
@@ -2248,6 +2466,7 @@
         </w:rPr>
         <w:t>MLFContext</w:t>
       </w:r>
+      <w:proofErr w:type="spellEnd"/>
       <w:r>
         <w:rPr>
           <w:vanish w:val="0"/>
@@ -2258,8 +2477,30 @@
         <w:rPr>
           <w:vanish w:val="0"/>
         </w:rPr>
-        <w:t xml:space="preserve"> - это главная управляющая система, которая вызывает подсистемы, например, лексер, и делится с ними </w:t>
-      </w:r>
+        <w:t xml:space="preserve"> -</w:t>
+      </w:r>
+      <w:proofErr w:type="gramEnd"/>
+      <w:r>
+        <w:rPr>
+          <w:vanish w:val="0"/>
+        </w:rPr>
+        <w:t xml:space="preserve"> это главная управляющая система, которая вызывает подсистемы, например, </w:t>
+      </w:r>
+      <w:proofErr w:type="spellStart"/>
+      <w:r>
+        <w:rPr>
+          <w:vanish w:val="0"/>
+        </w:rPr>
+        <w:t>лексер</w:t>
+      </w:r>
+      <w:proofErr w:type="spellEnd"/>
+      <w:r>
+        <w:rPr>
+          <w:vanish w:val="0"/>
+        </w:rPr>
+        <w:t xml:space="preserve">, и делится с ними </w:t>
+      </w:r>
+      <w:proofErr w:type="spellStart"/>
       <w:r>
         <w:rPr>
           <w:vanish w:val="0"/>
@@ -2267,6 +2508,7 @@
         </w:rPr>
         <w:t>TranslationData</w:t>
       </w:r>
+      <w:proofErr w:type="spellEnd"/>
       <w:r>
         <w:rPr>
           <w:vanish w:val="0"/>
@@ -2288,6 +2530,3753 @@
         <w:t>На этом с директориями всё. В будущем будут дополняться.</w:t>
       </w:r>
     </w:p>
+    <w:p>
+      <w:pPr>
+        <w:jc w:val="both"/>
+        <w:rPr>
+          <w:vanish w:val="0"/>
+        </w:rPr>
+      </w:pPr>
+    </w:p>
+    <w:p>
+      <w:pPr>
+        <w:pStyle w:val="2"/>
+        <w:rPr>
+          <w:rFonts w:ascii="Bahnschrift" w:hAnsi="Bahnschrift"/>
+          <w:vanish w:val="0"/>
+          <w:sz w:val="36"/>
+          <w:szCs w:val="36"/>
+        </w:rPr>
+      </w:pPr>
+      <w:r>
+        <w:rPr>
+          <w:rFonts w:ascii="Bahnschrift" w:hAnsi="Bahnschrift"/>
+          <w:vanish w:val="0"/>
+          <w:sz w:val="36"/>
+          <w:szCs w:val="36"/>
+        </w:rPr>
+        <w:t>Работа со строками и кодировками</w:t>
+      </w:r>
+    </w:p>
+    <w:p>
+      <w:pPr>
+        <w:jc w:val="both"/>
+        <w:rPr>
+          <w:vanish w:val="0"/>
+        </w:rPr>
+      </w:pPr>
+      <w:r>
+        <w:rPr>
+          <w:vanish w:val="0"/>
+        </w:rPr>
+        <w:t xml:space="preserve">Проблема </w:t>
+      </w:r>
+      <w:r>
+        <w:rPr>
+          <w:vanish w:val="0"/>
+          <w:lang w:val="en-US"/>
+        </w:rPr>
+        <w:t>MSL</w:t>
+      </w:r>
+      <w:r>
+        <w:rPr>
+          <w:vanish w:val="0"/>
+        </w:rPr>
+        <w:t xml:space="preserve"> и его предшественников была не только в незаконченности, но и в серьёзном </w:t>
+      </w:r>
+      <w:r>
+        <w:rPr>
+          <w:vanish w:val="0"/>
+        </w:rPr>
+        <w:t>“</w:t>
+      </w:r>
+      <w:r>
+        <w:rPr>
+          <w:vanish w:val="0"/>
+        </w:rPr>
+        <w:t>баге</w:t>
+      </w:r>
+      <w:r>
+        <w:rPr>
+          <w:vanish w:val="0"/>
+        </w:rPr>
+        <w:t>”</w:t>
+      </w:r>
+      <w:r>
+        <w:rPr>
+          <w:vanish w:val="0"/>
+        </w:rPr>
+        <w:t xml:space="preserve">. Этот </w:t>
+      </w:r>
+      <w:r>
+        <w:rPr>
+          <w:vanish w:val="0"/>
+        </w:rPr>
+        <w:t>“</w:t>
+      </w:r>
+      <w:r>
+        <w:rPr>
+          <w:vanish w:val="0"/>
+        </w:rPr>
+        <w:t>баг</w:t>
+      </w:r>
+      <w:r>
+        <w:rPr>
+          <w:vanish w:val="0"/>
+        </w:rPr>
+        <w:t>”</w:t>
+      </w:r>
+      <w:r>
+        <w:rPr>
+          <w:vanish w:val="0"/>
+        </w:rPr>
+        <w:t xml:space="preserve"> заключается в </w:t>
+      </w:r>
+      <w:r>
+        <w:rPr>
+          <w:vanish w:val="0"/>
+        </w:rPr>
+        <w:t>игнорировании</w:t>
+      </w:r>
+      <w:r>
+        <w:rPr>
+          <w:vanish w:val="0"/>
+        </w:rPr>
+        <w:t xml:space="preserve"> такого давнего явления, как кодировки. </w:t>
+      </w:r>
+      <w:r>
+        <w:rPr>
+          <w:vanish w:val="0"/>
+          <w:lang w:val="en-US"/>
+        </w:rPr>
+        <w:t>MLF</w:t>
+      </w:r>
+      <w:r>
+        <w:rPr>
+          <w:vanish w:val="0"/>
+        </w:rPr>
+        <w:t>, будучи платформой, должна это решать.</w:t>
+      </w:r>
+    </w:p>
+    <w:p>
+      <w:pPr>
+        <w:jc w:val="both"/>
+        <w:rPr>
+          <w:vanish w:val="0"/>
+        </w:rPr>
+      </w:pPr>
+      <w:r>
+        <w:rPr>
+          <w:vanish w:val="0"/>
+        </w:rPr>
+        <w:t xml:space="preserve">Решение относительно простое – это </w:t>
+      </w:r>
+      <w:r>
+        <w:rPr>
+          <w:vanish w:val="0"/>
+          <w:lang w:val="en-US"/>
+        </w:rPr>
+        <w:t>string</w:t>
+      </w:r>
+      <w:r>
+        <w:rPr>
+          <w:vanish w:val="0"/>
+        </w:rPr>
+        <w:t xml:space="preserve"> </w:t>
+      </w:r>
+      <w:r>
+        <w:rPr>
+          <w:vanish w:val="0"/>
+          <w:lang w:val="en-US"/>
+        </w:rPr>
+        <w:t>pool</w:t>
+      </w:r>
+      <w:r>
+        <w:rPr>
+          <w:vanish w:val="0"/>
+          <w:vertAlign w:val="superscript"/>
+        </w:rPr>
+        <w:t>6</w:t>
+      </w:r>
+      <w:r>
+        <w:rPr>
+          <w:vanish w:val="0"/>
+        </w:rPr>
+        <w:t>.</w:t>
+      </w:r>
+      <w:r>
+        <w:rPr>
+          <w:vanish w:val="0"/>
+        </w:rPr>
+        <w:t xml:space="preserve"> </w:t>
+      </w:r>
+    </w:p>
+    <w:p>
+      <w:pPr>
+        <w:pStyle w:val="3"/>
+        <w:rPr>
+          <w:rFonts w:ascii="Bahnschrift" w:hAnsi="Bahnschrift"/>
+          <w:vanish w:val="0"/>
+          <w:sz w:val="28"/>
+          <w:szCs w:val="28"/>
+        </w:rPr>
+      </w:pPr>
+      <w:r>
+        <w:rPr>
+          <w:rFonts w:ascii="Bahnschrift" w:hAnsi="Bahnschrift"/>
+          <w:vanish w:val="0"/>
+          <w:sz w:val="28"/>
+          <w:szCs w:val="28"/>
+        </w:rPr>
+        <w:t>Пул строк</w:t>
+      </w:r>
+    </w:p>
+    <w:p>
+      <w:pPr>
+        <w:jc w:val="both"/>
+        <w:rPr>
+          <w:vanish w:val="0"/>
+          <w:lang w:val="en-US"/>
+        </w:rPr>
+      </w:pPr>
+      <w:proofErr w:type="spellStart"/>
+      <w:r>
+        <w:rPr>
+          <w:vanish w:val="0"/>
+          <w:lang w:val="en-US"/>
+        </w:rPr>
+        <w:t>StringPool</w:t>
+      </w:r>
+      <w:proofErr w:type="spellEnd"/>
+      <w:r>
+        <w:rPr>
+          <w:vanish w:val="0"/>
+        </w:rPr>
+        <w:t xml:space="preserve"> – структура хранения строк. Она будет представлять собой список линейных массивов фиксированного размера. По сути, тот же </w:t>
+      </w:r>
+      <w:proofErr w:type="spellStart"/>
+      <w:r>
+        <w:rPr>
+          <w:vanish w:val="0"/>
+        </w:rPr>
+        <w:t>чанковый</w:t>
+      </w:r>
+      <w:proofErr w:type="spellEnd"/>
+      <w:r>
+        <w:rPr>
+          <w:vanish w:val="0"/>
+        </w:rPr>
+        <w:t xml:space="preserve"> массив, но адаптированный конкретно под строки.</w:t>
+      </w:r>
+    </w:p>
+    <w:p>
+      <w:pPr>
+        <w:spacing w:before="100" w:beforeAutospacing="1" w:after="100" w:afterAutospacing="1" w:line="240" w:lineRule="auto"/>
+        <w:rPr>
+          <w:rFonts w:ascii="Times New Roman" w:eastAsia="Times New Roman" w:hAnsi="Times New Roman" w:cs="Times New Roman"/>
+          <w:vanish w:val="0"/>
+          <w:kern w:val="0"/>
+          <w:sz w:val="24"/>
+          <w:szCs w:val="24"/>
+          <w:lang w:eastAsia="ru-RU"/>
+          <w14:ligatures w14:val="none"/>
+        </w:rPr>
+      </w:pPr>
+      <w:r>
+        <w:rPr>
+          <w:rFonts w:ascii="Times New Roman" w:eastAsia="Times New Roman" w:hAnsi="Times New Roman" w:cs="Times New Roman"/>
+          <w:noProof/>
+          <w:vanish w:val="0"/>
+          <w:kern w:val="0"/>
+          <w:sz w:val="24"/>
+          <w:szCs w:val="24"/>
+          <w:lang w:eastAsia="ru-RU"/>
+          <w14:ligatures w14:val="none"/>
+        </w:rPr>
+        <w:drawing>
+          <wp:inline distT="0" distB="0" distL="0" distR="0" wp14:anchorId="174D2C2C" wp14:editId="7E807286">
+            <wp:extent cx="5940425" cy="3281045"/>
+            <wp:effectExtent l="0" t="0" r="3175" b="0"/>
+            <wp:docPr id="1" name="Рисунок 1"/>
+            <wp:cNvGraphicFramePr>
+              <a:graphicFrameLocks xmlns:a="http://schemas.openxmlformats.org/drawingml/2006/main" noChangeAspect="1"/>
+            </wp:cNvGraphicFramePr>
+            <a:graphic xmlns:a="http://schemas.openxmlformats.org/drawingml/2006/main">
+              <a:graphicData uri="http://schemas.openxmlformats.org/drawingml/2006/picture">
+                <pic:pic xmlns:pic="http://schemas.openxmlformats.org/drawingml/2006/picture">
+                  <pic:nvPicPr>
+                    <pic:cNvPr id="0" name="Picture 1"/>
+                    <pic:cNvPicPr>
+                      <a:picLocks noChangeAspect="1" noChangeArrowheads="1"/>
+                    </pic:cNvPicPr>
+                  </pic:nvPicPr>
+                  <pic:blipFill>
+                    <a:blip r:embed="rId9">
+                      <a:extLst>
+                        <a:ext uri="{28A0092B-C50C-407E-A947-70E740481C1C}">
+                          <a14:useLocalDpi xmlns:a14="http://schemas.microsoft.com/office/drawing/2010/main" val="0"/>
+                        </a:ext>
+                      </a:extLst>
+                    </a:blip>
+                    <a:srcRect/>
+                    <a:stretch>
+                      <a:fillRect/>
+                    </a:stretch>
+                  </pic:blipFill>
+                  <pic:spPr bwMode="auto">
+                    <a:xfrm>
+                      <a:off x="0" y="0"/>
+                      <a:ext cx="5940425" cy="3281045"/>
+                    </a:xfrm>
+                    <a:prstGeom prst="rect">
+                      <a:avLst/>
+                    </a:prstGeom>
+                    <a:noFill/>
+                    <a:ln>
+                      <a:noFill/>
+                    </a:ln>
+                  </pic:spPr>
+                </pic:pic>
+              </a:graphicData>
+            </a:graphic>
+          </wp:inline>
+        </w:drawing>
+      </w:r>
+    </w:p>
+    <w:p>
+      <w:pPr>
+        <w:pStyle w:val="ab"/>
+      </w:pPr>
+      <w:r>
+        <w:t xml:space="preserve">Рисунок </w:t>
+      </w:r>
+      <w:r>
+        <w:fldChar w:fldCharType="begin"/>
+      </w:r>
+      <w:r>
+        <w:instrText xml:space="preserve"> SEQ Рисунок \* ARABIC </w:instrText>
+      </w:r>
+      <w:r>
+        <w:fldChar w:fldCharType="separate"/>
+      </w:r>
+      <w:r>
+        <w:rPr>
+          <w:noProof/>
+        </w:rPr>
+        <w:t>1</w:t>
+      </w:r>
+      <w:r>
+        <w:fldChar w:fldCharType="end"/>
+      </w:r>
+      <w:r>
+        <w:rPr>
+          <w:vanish w:val="0"/>
+        </w:rPr>
+        <w:t xml:space="preserve">Схема </w:t>
+      </w:r>
+      <w:r>
+        <w:rPr>
+          <w:vanish w:val="0"/>
+        </w:rPr>
+        <w:t>2</w:t>
+      </w:r>
+      <w:r>
+        <w:rPr>
+          <w:vanish w:val="0"/>
+        </w:rPr>
+        <w:t>:</w:t>
+      </w:r>
+      <w:r>
+        <w:rPr>
+          <w:vanish w:val="0"/>
+        </w:rPr>
+        <w:t xml:space="preserve"> Структура </w:t>
+      </w:r>
+      <w:r>
+        <w:rPr>
+          <w:vanish w:val="0"/>
+        </w:rPr>
+        <w:t>пула строк</w:t>
+      </w:r>
+    </w:p>
+    <w:p>
+      <w:pPr>
+        <w:jc w:val="both"/>
+        <w:rPr>
+          <w:vanish w:val="0"/>
+        </w:rPr>
+      </w:pPr>
+    </w:p>
+    <w:p>
+      <w:pPr>
+        <w:jc w:val="both"/>
+        <w:rPr>
+          <w:vanish w:val="0"/>
+        </w:rPr>
+      </w:pPr>
+      <w:r>
+        <w:rPr>
+          <w:vanish w:val="0"/>
+        </w:rPr>
+        <w:lastRenderedPageBreak/>
+        <w:t xml:space="preserve">Как можно увидеть из схемы 2, пул разделён на </w:t>
+      </w:r>
+      <w:proofErr w:type="spellStart"/>
+      <w:r>
+        <w:rPr>
+          <w:vanish w:val="0"/>
+        </w:rPr>
+        <w:t>чанки</w:t>
+      </w:r>
+      <w:proofErr w:type="spellEnd"/>
+      <w:r>
+        <w:rPr>
+          <w:vanish w:val="0"/>
+        </w:rPr>
+        <w:t xml:space="preserve">. На схеме </w:t>
+      </w:r>
+      <w:proofErr w:type="spellStart"/>
+      <w:r>
+        <w:rPr>
+          <w:vanish w:val="0"/>
+        </w:rPr>
+        <w:t>чанк</w:t>
+      </w:r>
+      <w:proofErr w:type="spellEnd"/>
+      <w:r>
+        <w:rPr>
+          <w:vanish w:val="0"/>
+        </w:rPr>
+        <w:t xml:space="preserve"> равен 8 байтам, то есть 8 символам</w:t>
+      </w:r>
+      <w:r>
+        <w:rPr>
+          <w:vanish w:val="0"/>
+        </w:rPr>
+        <w:t>;</w:t>
+      </w:r>
+      <w:r>
+        <w:rPr>
+          <w:vanish w:val="0"/>
+        </w:rPr>
+        <w:t xml:space="preserve"> в реальности будет выделяться около 1 Мб памяти на один </w:t>
+      </w:r>
+      <w:proofErr w:type="spellStart"/>
+      <w:r>
+        <w:rPr>
+          <w:vanish w:val="0"/>
+        </w:rPr>
+        <w:t>чанк</w:t>
+      </w:r>
+      <w:proofErr w:type="spellEnd"/>
+      <w:r>
+        <w:rPr>
+          <w:vanish w:val="0"/>
+        </w:rPr>
+        <w:t xml:space="preserve">. </w:t>
+      </w:r>
+      <w:r>
+        <w:rPr>
+          <w:vanish w:val="0"/>
+        </w:rPr>
+        <w:t xml:space="preserve">Строки хранятся без </w:t>
+      </w:r>
+      <w:r>
+        <w:rPr>
+          <w:vanish w:val="0"/>
+        </w:rPr>
+        <w:t>\0</w:t>
+      </w:r>
+      <w:r>
+        <w:rPr>
+          <w:vanish w:val="0"/>
+        </w:rPr>
+        <w:t xml:space="preserve"> в конце, чтобы не расходовать лишнюю память.</w:t>
+      </w:r>
+      <w:r>
+        <w:rPr>
+          <w:vanish w:val="0"/>
+        </w:rPr>
+        <w:t xml:space="preserve"> </w:t>
+      </w:r>
+    </w:p>
+    <w:p>
+      <w:pPr>
+        <w:jc w:val="both"/>
+        <w:rPr>
+          <w:vanish w:val="0"/>
+        </w:rPr>
+      </w:pPr>
+      <w:r>
+        <w:rPr>
+          <w:vanish w:val="0"/>
+        </w:rPr>
+        <w:t xml:space="preserve">Обращение </w:t>
+      </w:r>
+      <w:r>
+        <w:rPr>
+          <w:vanish w:val="0"/>
+        </w:rPr>
+        <w:t xml:space="preserve">к отдельным символам </w:t>
+      </w:r>
+      <w:r>
+        <w:rPr>
+          <w:vanish w:val="0"/>
+        </w:rPr>
+        <w:t>идёт по индексам.</w:t>
+      </w:r>
+      <w:r>
+        <w:rPr>
+          <w:vanish w:val="0"/>
+        </w:rPr>
+        <w:t xml:space="preserve"> </w:t>
+      </w:r>
+      <w:r>
+        <w:rPr>
+          <w:vanish w:val="0"/>
+        </w:rPr>
+        <w:t xml:space="preserve"> </w:t>
+      </w:r>
+      <w:r>
+        <w:rPr>
+          <w:vanish w:val="0"/>
+        </w:rPr>
+        <w:t xml:space="preserve">Однако сравнение, копирование и перемещение идёт через обёртки функций </w:t>
+      </w:r>
+      <w:r>
+        <w:rPr>
+          <w:vanish w:val="0"/>
+          <w:lang w:val="en-US"/>
+        </w:rPr>
+        <w:t>c</w:t>
+      </w:r>
+      <w:r>
+        <w:rPr>
+          <w:vanish w:val="0"/>
+        </w:rPr>
+        <w:t xml:space="preserve">++: </w:t>
+      </w:r>
+      <w:proofErr w:type="spellStart"/>
+      <w:r>
+        <w:rPr>
+          <w:vanish w:val="0"/>
+          <w:lang w:val="en-US"/>
+        </w:rPr>
+        <w:t>memcpy</w:t>
+      </w:r>
+      <w:proofErr w:type="spellEnd"/>
+      <w:r>
+        <w:rPr>
+          <w:vanish w:val="0"/>
+        </w:rPr>
+        <w:t xml:space="preserve">, </w:t>
+      </w:r>
+      <w:proofErr w:type="spellStart"/>
+      <w:r>
+        <w:rPr>
+          <w:vanish w:val="0"/>
+          <w:lang w:val="en-US"/>
+        </w:rPr>
+        <w:t>memcmp</w:t>
+      </w:r>
+      <w:proofErr w:type="spellEnd"/>
+      <w:r>
+        <w:rPr>
+          <w:vanish w:val="0"/>
+        </w:rPr>
+        <w:t xml:space="preserve"> и т.д.</w:t>
+      </w:r>
+    </w:p>
+    <w:p>
+      <w:pPr>
+        <w:jc w:val="both"/>
+        <w:rPr>
+          <w:vanish w:val="0"/>
+        </w:rPr>
+      </w:pPr>
+      <w:r>
+        <w:rPr>
+          <w:vanish w:val="0"/>
+        </w:rPr>
+        <w:t xml:space="preserve">Почему </w:t>
+      </w:r>
+      <w:proofErr w:type="spellStart"/>
+      <w:r>
+        <w:rPr>
+          <w:vanish w:val="0"/>
+        </w:rPr>
+        <w:t>чанки</w:t>
+      </w:r>
+      <w:proofErr w:type="spellEnd"/>
+      <w:r>
+        <w:rPr>
+          <w:vanish w:val="0"/>
+        </w:rPr>
+        <w:t xml:space="preserve">? По-моему, </w:t>
+      </w:r>
+      <w:proofErr w:type="spellStart"/>
+      <w:r>
+        <w:rPr>
+          <w:vanish w:val="0"/>
+        </w:rPr>
+        <w:t>чанковый</w:t>
+      </w:r>
+      <w:proofErr w:type="spellEnd"/>
+      <w:r>
+        <w:rPr>
+          <w:vanish w:val="0"/>
+        </w:rPr>
+        <w:t xml:space="preserve"> массив намного лучше, чем обычный динамический. </w:t>
+      </w:r>
+      <w:r>
+        <w:rPr>
+          <w:vanish w:val="0"/>
+        </w:rPr>
+        <w:br/>
+        <w:t xml:space="preserve">Первое – не нужно что-либо </w:t>
+      </w:r>
+      <w:proofErr w:type="spellStart"/>
+      <w:r>
+        <w:rPr>
+          <w:vanish w:val="0"/>
+        </w:rPr>
+        <w:t>переаллоцировать</w:t>
+      </w:r>
+      <w:proofErr w:type="spellEnd"/>
+      <w:r>
+        <w:rPr>
+          <w:vanish w:val="0"/>
+        </w:rPr>
+        <w:t xml:space="preserve"> при заполнении. При большом количестве данных это вызовет </w:t>
+      </w:r>
+      <w:proofErr w:type="spellStart"/>
+      <w:r>
+        <w:rPr>
+          <w:vanish w:val="0"/>
+        </w:rPr>
+        <w:t>пролаг</w:t>
+      </w:r>
+      <w:proofErr w:type="spellEnd"/>
+      <w:r>
+        <w:rPr>
+          <w:vanish w:val="0"/>
+        </w:rPr>
+        <w:t>.</w:t>
+      </w:r>
+    </w:p>
+    <w:p>
+      <w:pPr>
+        <w:jc w:val="both"/>
+        <w:rPr>
+          <w:vanish w:val="0"/>
+        </w:rPr>
+      </w:pPr>
+      <w:r>
+        <w:rPr>
+          <w:vanish w:val="0"/>
+        </w:rPr>
+        <w:t>Второе – память фрагментирована, что увеличивает время прохода по ней, но при больших объёмах данных шанс ошибки выделения памяти намного меньше.</w:t>
+      </w:r>
+    </w:p>
+    <w:p>
+      <w:pPr>
+        <w:jc w:val="both"/>
+        <w:rPr>
+          <w:vanish w:val="0"/>
+        </w:rPr>
+      </w:pPr>
+      <w:r>
+        <w:rPr>
+          <w:vanish w:val="0"/>
+        </w:rPr>
+        <w:t>Существенный минус, как по мне – это более медленный доступ к элемента</w:t>
+      </w:r>
+      <w:r>
+        <w:rPr>
+          <w:vanish w:val="0"/>
+        </w:rPr>
+        <w:t>м</w:t>
+      </w:r>
+      <w:r>
+        <w:rPr>
+          <w:vanish w:val="0"/>
+        </w:rPr>
+        <w:t xml:space="preserve"> из проверок.</w:t>
+      </w:r>
+      <w:r>
+        <w:rPr>
+          <w:vanish w:val="0"/>
+        </w:rPr>
+        <w:t xml:space="preserve"> Но в компиляторе это не так критично.</w:t>
+      </w:r>
+    </w:p>
+    <w:p>
+      <w:pPr>
+        <w:jc w:val="both"/>
+        <w:rPr>
+          <w:vanish w:val="0"/>
+        </w:rPr>
+      </w:pPr>
+    </w:p>
+    <w:p>
+      <w:pPr>
+        <w:pStyle w:val="3"/>
+        <w:rPr>
+          <w:rFonts w:ascii="Bahnschrift" w:hAnsi="Bahnschrift"/>
+          <w:vanish w:val="0"/>
+          <w:sz w:val="28"/>
+          <w:szCs w:val="28"/>
+        </w:rPr>
+      </w:pPr>
+      <w:r>
+        <w:rPr>
+          <w:rFonts w:ascii="Bahnschrift" w:hAnsi="Bahnschrift"/>
+          <w:vanish w:val="0"/>
+          <w:sz w:val="28"/>
+          <w:szCs w:val="28"/>
+        </w:rPr>
+        <w:t>Хранение информации о строках</w:t>
+      </w:r>
+    </w:p>
+    <w:p>
+      <w:pPr>
+        <w:rPr>
+          <w:vanish w:val="0"/>
+        </w:rPr>
+      </w:pPr>
+      <w:r>
+        <w:rPr>
+          <w:vanish w:val="0"/>
+        </w:rPr>
+        <w:t>Для хранения информации в токенах и других интересных местах будет использоваться следующая структура</w:t>
+      </w:r>
+      <w:r>
+        <w:rPr>
+          <w:vanish w:val="0"/>
+        </w:rPr>
+        <w:t>:</w:t>
+      </w:r>
+    </w:p>
+    <w:p>
+      <w:pPr>
+        <w:rPr>
+          <w:vanish w:val="0"/>
+          <w:lang w:val="en-US"/>
+        </w:rPr>
+      </w:pPr>
+      <w:r>
+        <w:rPr>
+          <w:vanish w:val="0"/>
+          <w:lang w:val="en-US"/>
+        </w:rPr>
+        <w:t xml:space="preserve">struct </w:t>
+      </w:r>
+      <w:proofErr w:type="spellStart"/>
+      <w:r>
+        <w:rPr>
+          <w:vanish w:val="0"/>
+          <w:lang w:val="en-US"/>
+        </w:rPr>
+        <w:t>encoding_string_view</w:t>
+      </w:r>
+      <w:proofErr w:type="spellEnd"/>
+    </w:p>
+    <w:p>
+      <w:pPr>
+        <w:rPr>
+          <w:vanish w:val="0"/>
+          <w:lang w:val="en-US"/>
+        </w:rPr>
+      </w:pPr>
+      <w:r>
+        <w:rPr>
+          <w:vanish w:val="0"/>
+          <w:lang w:val="en-US"/>
+        </w:rPr>
+        <w:t>{</w:t>
+      </w:r>
+    </w:p>
+    <w:p>
+      <w:pPr>
+        <w:rPr>
+          <w:vanish w:val="0"/>
+          <w:lang w:val="en-US"/>
+        </w:rPr>
+      </w:pPr>
+      <w:r>
+        <w:rPr>
+          <w:vanish w:val="0"/>
+          <w:lang w:val="en-US"/>
+        </w:rPr>
+        <w:tab/>
+        <w:t>union</w:t>
+      </w:r>
+    </w:p>
+    <w:p>
+      <w:pPr>
+        <w:ind w:firstLine="708"/>
+        <w:rPr>
+          <w:vanish w:val="0"/>
+          <w:lang w:val="en-US"/>
+        </w:rPr>
+      </w:pPr>
+      <w:r>
+        <w:rPr>
+          <w:vanish w:val="0"/>
+          <w:lang w:val="en-US"/>
+        </w:rPr>
+        <w:t>{</w:t>
+      </w:r>
+    </w:p>
+    <w:p>
+      <w:pPr>
+        <w:ind w:firstLine="708"/>
+        <w:rPr>
+          <w:vanish w:val="0"/>
+          <w:lang w:val="en-US"/>
+        </w:rPr>
+      </w:pPr>
+      <w:r>
+        <w:rPr>
+          <w:vanish w:val="0"/>
+          <w:lang w:val="en-US"/>
+        </w:rPr>
+        <w:tab/>
+        <w:t xml:space="preserve">char* </w:t>
+      </w:r>
+      <w:proofErr w:type="spellStart"/>
+      <w:r>
+        <w:rPr>
+          <w:vanish w:val="0"/>
+          <w:lang w:val="en-US"/>
+        </w:rPr>
+        <w:t>ptr</w:t>
+      </w:r>
+      <w:proofErr w:type="spellEnd"/>
+      <w:r>
+        <w:rPr>
+          <w:vanish w:val="0"/>
+          <w:lang w:val="en-US"/>
+        </w:rPr>
+        <w:t>;</w:t>
+      </w:r>
+    </w:p>
+    <w:p>
+      <w:pPr>
+        <w:ind w:firstLine="708"/>
+        <w:rPr>
+          <w:vanish w:val="0"/>
+          <w:lang w:val="en-US"/>
+        </w:rPr>
+      </w:pPr>
+      <w:r>
+        <w:rPr>
+          <w:vanish w:val="0"/>
+          <w:lang w:val="en-US"/>
+        </w:rPr>
+        <w:tab/>
+      </w:r>
+      <w:proofErr w:type="spellStart"/>
+      <w:r>
+        <w:rPr>
+          <w:vanish w:val="0"/>
+          <w:lang w:val="en-US"/>
+        </w:rPr>
+        <w:t>size_t</w:t>
+      </w:r>
+      <w:proofErr w:type="spellEnd"/>
+      <w:r>
+        <w:rPr>
+          <w:vanish w:val="0"/>
+          <w:lang w:val="en-US"/>
+        </w:rPr>
+        <w:t xml:space="preserve"> index; </w:t>
+      </w:r>
+    </w:p>
+    <w:p>
+      <w:pPr>
+        <w:ind w:left="708"/>
+        <w:rPr>
+          <w:vanish w:val="0"/>
+          <w:lang w:val="en-US"/>
+        </w:rPr>
+      </w:pPr>
+      <w:r>
+        <w:rPr>
+          <w:vanish w:val="0"/>
+          <w:lang w:val="en-US"/>
+        </w:rPr>
+        <w:t>}</w:t>
+      </w:r>
+    </w:p>
+    <w:p>
+      <w:pPr>
+        <w:ind w:left="708"/>
+        <w:rPr>
+          <w:vanish w:val="0"/>
+          <w:lang w:val="en-US"/>
+        </w:rPr>
+      </w:pPr>
+      <w:r>
+        <w:rPr>
+          <w:vanish w:val="0"/>
+          <w:lang w:val="en-US"/>
+        </w:rPr>
+        <w:t>uint32_t size;</w:t>
+      </w:r>
+    </w:p>
+    <w:p>
+      <w:pPr>
+        <w:ind w:left="708"/>
+        <w:rPr>
+          <w:vanish w:val="0"/>
+          <w:lang w:val="en-US"/>
+        </w:rPr>
+      </w:pPr>
+      <w:r>
+        <w:rPr>
+          <w:vanish w:val="0"/>
+          <w:lang w:val="en-US"/>
+        </w:rPr>
+        <w:t xml:space="preserve">Encoding </w:t>
+      </w:r>
+      <w:proofErr w:type="spellStart"/>
+      <w:r>
+        <w:rPr>
+          <w:vanish w:val="0"/>
+          <w:lang w:val="en-US"/>
+        </w:rPr>
+        <w:t>encoding</w:t>
+      </w:r>
+      <w:proofErr w:type="spellEnd"/>
+      <w:r>
+        <w:rPr>
+          <w:vanish w:val="0"/>
+          <w:lang w:val="en-US"/>
+        </w:rPr>
+        <w:t xml:space="preserve">; </w:t>
+      </w:r>
+    </w:p>
+    <w:p>
+      <w:pPr>
+        <w:ind w:left="708"/>
+        <w:rPr>
+          <w:vanish w:val="0"/>
+          <w:lang w:val="en-US"/>
+        </w:rPr>
+      </w:pPr>
+      <w:r>
+        <w:rPr>
+          <w:vanish w:val="0"/>
+          <w:lang w:val="en-US"/>
+        </w:rPr>
+        <w:t xml:space="preserve">uint8_t </w:t>
+      </w:r>
+      <w:r>
+        <w:rPr>
+          <w:vanish w:val="0"/>
+          <w:lang w:val="en-US"/>
+        </w:rPr>
+        <w:t>flag</w:t>
+      </w:r>
+      <w:r>
+        <w:rPr>
+          <w:vanish w:val="0"/>
+          <w:lang w:val="en-US"/>
+        </w:rPr>
+        <w:t>s</w:t>
+      </w:r>
+      <w:r>
+        <w:rPr>
+          <w:vanish w:val="0"/>
+          <w:lang w:val="en-US"/>
+        </w:rPr>
+        <w:t>;</w:t>
+      </w:r>
+      <w:r>
+        <w:rPr>
+          <w:vanish w:val="0"/>
+          <w:lang w:val="en-US"/>
+        </w:rPr>
+        <w:tab/>
+        <w:t>//</w:t>
+      </w:r>
+      <w:r>
+        <w:rPr>
+          <w:vanish w:val="0"/>
+          <w:lang w:val="en-US"/>
+        </w:rPr>
+        <w:t xml:space="preserve"> </w:t>
+      </w:r>
+      <w:proofErr w:type="spellStart"/>
+      <w:r>
+        <w:rPr>
+          <w:vanish w:val="0"/>
+          <w:lang w:val="en-US"/>
+        </w:rPr>
+        <w:t>ESVFlags</w:t>
+      </w:r>
+      <w:proofErr w:type="spellEnd"/>
+    </w:p>
+    <w:p>
+      <w:pPr>
+        <w:ind w:left="708"/>
+        <w:rPr>
+          <w:vanish w:val="0"/>
+          <w:lang w:val="en-US"/>
+        </w:rPr>
+      </w:pPr>
+      <w:r>
+        <w:rPr>
+          <w:vanish w:val="0"/>
+          <w:lang w:val="en-US"/>
+        </w:rPr>
+        <w:t>bool operator=</w:t>
+      </w:r>
+      <w:proofErr w:type="gramStart"/>
+      <w:r>
+        <w:rPr>
+          <w:vanish w:val="0"/>
+          <w:lang w:val="en-US"/>
+        </w:rPr>
+        <w:t>=(</w:t>
+      </w:r>
+      <w:r>
+        <w:rPr>
+          <w:vanish w:val="0"/>
+          <w:lang w:val="en-US"/>
+        </w:rPr>
+        <w:t xml:space="preserve"> </w:t>
+      </w:r>
+      <w:proofErr w:type="spellStart"/>
+      <w:r>
+        <w:rPr>
+          <w:vanish w:val="0"/>
+          <w:lang w:val="en-US"/>
+        </w:rPr>
+        <w:t>encoding</w:t>
+      </w:r>
+      <w:proofErr w:type="gramEnd"/>
+      <w:r>
+        <w:rPr>
+          <w:vanish w:val="0"/>
+          <w:lang w:val="en-US"/>
+        </w:rPr>
+        <w:t>_string_view</w:t>
+      </w:r>
+      <w:proofErr w:type="spellEnd"/>
+      <w:r>
+        <w:rPr>
+          <w:vanish w:val="0"/>
+          <w:lang w:val="en-US"/>
+        </w:rPr>
+        <w:t xml:space="preserve"> other)</w:t>
+      </w:r>
+    </w:p>
+    <w:p>
+      <w:pPr>
+        <w:ind w:left="708"/>
+        <w:rPr>
+          <w:vanish w:val="0"/>
+          <w:lang w:val="en-US"/>
+        </w:rPr>
+      </w:pPr>
+      <w:r>
+        <w:rPr>
+          <w:vanish w:val="0"/>
+          <w:lang w:val="en-US"/>
+        </w:rPr>
+        <w:t>{</w:t>
+      </w:r>
+    </w:p>
+    <w:p>
+      <w:pPr>
+        <w:ind w:left="708"/>
+        <w:rPr>
+          <w:vanish w:val="0"/>
+          <w:lang w:val="en-US"/>
+        </w:rPr>
+      </w:pPr>
+      <w:r>
+        <w:rPr>
+          <w:vanish w:val="0"/>
+          <w:lang w:val="en-US"/>
+        </w:rPr>
+        <w:lastRenderedPageBreak/>
+        <w:tab/>
+        <w:t xml:space="preserve">return index == </w:t>
+      </w:r>
+      <w:proofErr w:type="spellStart"/>
+      <w:proofErr w:type="gramStart"/>
+      <w:r>
+        <w:rPr>
+          <w:vanish w:val="0"/>
+          <w:lang w:val="en-US"/>
+        </w:rPr>
+        <w:t>other.index</w:t>
+      </w:r>
+      <w:proofErr w:type="spellEnd"/>
+      <w:proofErr w:type="gramEnd"/>
+      <w:r>
+        <w:rPr>
+          <w:vanish w:val="0"/>
+          <w:lang w:val="en-US"/>
+        </w:rPr>
+        <w:t xml:space="preserve"> &amp;&amp; size == </w:t>
+      </w:r>
+      <w:proofErr w:type="spellStart"/>
+      <w:r>
+        <w:rPr>
+          <w:vanish w:val="0"/>
+          <w:lang w:val="en-US"/>
+        </w:rPr>
+        <w:t>other.size</w:t>
+      </w:r>
+      <w:proofErr w:type="spellEnd"/>
+      <w:r>
+        <w:rPr>
+          <w:vanish w:val="0"/>
+          <w:lang w:val="en-US"/>
+        </w:rPr>
+        <w:t xml:space="preserve"> </w:t>
+      </w:r>
+      <w:r>
+        <w:rPr>
+          <w:vanish w:val="0"/>
+          <w:lang w:val="en-US"/>
+        </w:rPr>
+        <w:t xml:space="preserve">&amp;&amp; (flags &amp; </w:t>
+      </w:r>
+      <w:proofErr w:type="spellStart"/>
+      <w:r>
+        <w:rPr>
+          <w:vanish w:val="0"/>
+          <w:lang w:val="en-US"/>
+        </w:rPr>
+        <w:t>ESVFlags</w:t>
+      </w:r>
+      <w:proofErr w:type="spellEnd"/>
+      <w:r>
+        <w:rPr>
+          <w:vanish w:val="0"/>
+          <w:lang w:val="en-US"/>
+        </w:rPr>
+        <w:t>::</w:t>
+      </w:r>
+      <w:proofErr w:type="spellStart"/>
+      <w:r>
+        <w:rPr>
+          <w:vanish w:val="0"/>
+          <w:lang w:val="en-US"/>
+        </w:rPr>
+        <w:t>InPool</w:t>
+      </w:r>
+      <w:proofErr w:type="spellEnd"/>
+      <w:r>
+        <w:rPr>
+          <w:vanish w:val="0"/>
+          <w:lang w:val="en-US"/>
+        </w:rPr>
+        <w:t xml:space="preserve"> ==  </w:t>
+      </w:r>
+      <w:proofErr w:type="spellStart"/>
+      <w:r>
+        <w:rPr>
+          <w:vanish w:val="0"/>
+          <w:lang w:val="en-US"/>
+        </w:rPr>
+        <w:t>other.</w:t>
+      </w:r>
+      <w:r>
+        <w:rPr>
+          <w:vanish w:val="0"/>
+          <w:lang w:val="en-US"/>
+        </w:rPr>
+        <w:t>flags</w:t>
+      </w:r>
+      <w:proofErr w:type="spellEnd"/>
+      <w:r>
+        <w:rPr>
+          <w:vanish w:val="0"/>
+          <w:lang w:val="en-US"/>
+        </w:rPr>
+        <w:t xml:space="preserve"> &amp; </w:t>
+      </w:r>
+      <w:proofErr w:type="spellStart"/>
+      <w:r>
+        <w:rPr>
+          <w:vanish w:val="0"/>
+          <w:lang w:val="en-US"/>
+        </w:rPr>
+        <w:t>ESVFlags</w:t>
+      </w:r>
+      <w:proofErr w:type="spellEnd"/>
+      <w:r>
+        <w:rPr>
+          <w:vanish w:val="0"/>
+          <w:lang w:val="en-US"/>
+        </w:rPr>
+        <w:t>::</w:t>
+      </w:r>
+      <w:proofErr w:type="spellStart"/>
+      <w:r>
+        <w:rPr>
+          <w:vanish w:val="0"/>
+          <w:lang w:val="en-US"/>
+        </w:rPr>
+        <w:t>InPool</w:t>
+      </w:r>
+      <w:proofErr w:type="spellEnd"/>
+      <w:r>
+        <w:rPr>
+          <w:vanish w:val="0"/>
+          <w:lang w:val="en-US"/>
+        </w:rPr>
+        <w:t>)</w:t>
+      </w:r>
+      <w:r>
+        <w:rPr>
+          <w:vanish w:val="0"/>
+          <w:lang w:val="en-US"/>
+        </w:rPr>
+        <w:t>;</w:t>
+      </w:r>
+    </w:p>
+    <w:p>
+      <w:pPr>
+        <w:ind w:left="708"/>
+        <w:rPr>
+          <w:vanish w:val="0"/>
+          <w:lang w:val="en-US"/>
+        </w:rPr>
+      </w:pPr>
+      <w:r>
+        <w:rPr>
+          <w:vanish w:val="0"/>
+          <w:lang w:val="en-US"/>
+        </w:rPr>
+        <w:t>}</w:t>
+      </w:r>
+    </w:p>
+    <w:p>
+      <w:pPr>
+        <w:rPr>
+          <w:vanish w:val="0"/>
+          <w:lang w:val="en-US"/>
+        </w:rPr>
+      </w:pPr>
+      <w:r>
+        <w:rPr>
+          <w:vanish w:val="0"/>
+          <w:lang w:val="en-US"/>
+        </w:rPr>
+        <w:t>}</w:t>
+      </w:r>
+    </w:p>
+    <w:p>
+      <w:pPr>
+        <w:jc w:val="both"/>
+        <w:rPr>
+          <w:vanish w:val="0"/>
+          <w:lang w:val="en-US"/>
+        </w:rPr>
+      </w:pPr>
+      <w:r>
+        <w:rPr>
+          <w:vanish w:val="0"/>
+        </w:rPr>
+        <w:t xml:space="preserve">Эта структура, по сути, закос под </w:t>
+      </w:r>
+      <w:r>
+        <w:rPr>
+          <w:vanish w:val="0"/>
+          <w:lang w:val="en-US"/>
+        </w:rPr>
+        <w:t>string</w:t>
+      </w:r>
+      <w:r>
+        <w:rPr>
+          <w:vanish w:val="0"/>
+        </w:rPr>
+        <w:t>_</w:t>
+      </w:r>
+      <w:r>
+        <w:rPr>
+          <w:vanish w:val="0"/>
+          <w:lang w:val="en-US"/>
+        </w:rPr>
+        <w:t>view</w:t>
+      </w:r>
+      <w:r>
+        <w:rPr>
+          <w:vanish w:val="0"/>
+        </w:rPr>
+        <w:t xml:space="preserve"> </w:t>
+      </w:r>
+      <w:r>
+        <w:rPr>
+          <w:vanish w:val="0"/>
+        </w:rPr>
+        <w:t xml:space="preserve">из стандартной библиотеки </w:t>
+      </w:r>
+      <w:r>
+        <w:rPr>
+          <w:vanish w:val="0"/>
+          <w:lang w:val="en-US"/>
+        </w:rPr>
+        <w:t>c</w:t>
+      </w:r>
+      <w:r>
+        <w:rPr>
+          <w:vanish w:val="0"/>
+        </w:rPr>
+        <w:t>++</w:t>
+      </w:r>
+      <w:r>
+        <w:rPr>
+          <w:vanish w:val="0"/>
+        </w:rPr>
+        <w:t>, правда, без инициализации констант во время компиляции.</w:t>
+      </w:r>
+      <w:r>
+        <w:rPr>
+          <w:vanish w:val="0"/>
+        </w:rPr>
+        <w:t xml:space="preserve"> Печаль. </w:t>
+      </w:r>
+    </w:p>
+    <w:p>
+      <w:pPr>
+        <w:jc w:val="both"/>
+        <w:rPr>
+          <w:vanish w:val="0"/>
+        </w:rPr>
+      </w:pPr>
+      <w:r>
+        <w:rPr>
+          <w:vanish w:val="0"/>
+        </w:rPr>
+        <w:t xml:space="preserve">Объединение </w:t>
+      </w:r>
+      <w:r>
+        <w:rPr>
+          <w:vanish w:val="0"/>
+        </w:rPr>
+        <w:t>(</w:t>
+      </w:r>
+      <w:r>
+        <w:rPr>
+          <w:vanish w:val="0"/>
+          <w:lang w:val="en-US"/>
+        </w:rPr>
+        <w:t>union</w:t>
+      </w:r>
+      <w:r>
+        <w:rPr>
+          <w:vanish w:val="0"/>
+        </w:rPr>
+        <w:t>)</w:t>
+      </w:r>
+      <w:r>
+        <w:rPr>
+          <w:vanish w:val="0"/>
+        </w:rPr>
+        <w:t xml:space="preserve"> создано для того, чтобы убрать путаницу. То есть данную структуру можно использовать и </w:t>
+      </w:r>
+      <w:r>
+        <w:rPr>
+          <w:vanish w:val="0"/>
+        </w:rPr>
+        <w:t>в обычном режим через указатели.</w:t>
+      </w:r>
+    </w:p>
+    <w:p>
+      <w:pPr>
+        <w:jc w:val="both"/>
+        <w:rPr>
+          <w:vanish w:val="0"/>
+        </w:rPr>
+      </w:pPr>
+      <w:r>
+        <w:rPr>
+          <w:vanish w:val="0"/>
+        </w:rPr>
+        <w:t xml:space="preserve">Поле </w:t>
+      </w:r>
+      <w:r>
+        <w:rPr>
+          <w:vanish w:val="0"/>
+          <w:lang w:val="en-US"/>
+        </w:rPr>
+        <w:t>size</w:t>
+      </w:r>
+      <w:r>
+        <w:rPr>
+          <w:vanish w:val="0"/>
+        </w:rPr>
+        <w:t xml:space="preserve"> </w:t>
+      </w:r>
+      <w:r>
+        <w:rPr>
+          <w:vanish w:val="0"/>
+        </w:rPr>
+        <w:t xml:space="preserve">имеет размер 4 байта. Их хватит, чтобы адресовать до </w:t>
+      </w:r>
+      <w:r>
+        <w:rPr>
+          <w:vanish w:val="0"/>
+        </w:rPr>
+        <w:t>4 294 967</w:t>
+      </w:r>
+      <w:r>
+        <w:rPr>
+          <w:vanish w:val="0"/>
+        </w:rPr>
+        <w:t> </w:t>
+      </w:r>
+      <w:r>
+        <w:rPr>
+          <w:vanish w:val="0"/>
+        </w:rPr>
+        <w:t>295</w:t>
+      </w:r>
+      <w:r>
+        <w:rPr>
+          <w:vanish w:val="0"/>
+        </w:rPr>
+        <w:t xml:space="preserve"> символов (</w:t>
+      </w:r>
+      <w:r>
+        <w:rPr>
+          <w:vanish w:val="0"/>
+        </w:rPr>
+        <w:t>“</w:t>
+      </w:r>
+      <w:r>
+        <w:rPr>
+          <w:vanish w:val="0"/>
+        </w:rPr>
+        <w:t>Война и мир</w:t>
+      </w:r>
+      <w:r>
+        <w:rPr>
+          <w:vanish w:val="0"/>
+        </w:rPr>
+        <w:t>”</w:t>
+      </w:r>
+      <w:r>
+        <w:rPr>
+          <w:vanish w:val="0"/>
+        </w:rPr>
+        <w:t xml:space="preserve"> имеет около 3 млн символов), так что тут с головой. </w:t>
+      </w:r>
+    </w:p>
+    <w:p>
+      <w:pPr>
+        <w:jc w:val="both"/>
+        <w:rPr>
+          <w:vanish w:val="0"/>
+        </w:rPr>
+      </w:pPr>
+      <w:r>
+        <w:rPr>
+          <w:vanish w:val="0"/>
+        </w:rPr>
+        <w:t xml:space="preserve">Поле </w:t>
+      </w:r>
+      <w:r>
+        <w:rPr>
+          <w:vanish w:val="0"/>
+          <w:lang w:val="en-US"/>
+        </w:rPr>
+        <w:t>encoding</w:t>
+      </w:r>
+      <w:r>
+        <w:rPr>
+          <w:vanish w:val="0"/>
+        </w:rPr>
+        <w:t xml:space="preserve"> – это кодировка</w:t>
+      </w:r>
+      <w:r>
+        <w:rPr>
+          <w:vanish w:val="0"/>
+        </w:rPr>
+        <w:t>;</w:t>
+      </w:r>
+      <w:r>
+        <w:rPr>
+          <w:vanish w:val="0"/>
+        </w:rPr>
+        <w:t xml:space="preserve"> </w:t>
+      </w:r>
+      <w:r>
+        <w:rPr>
+          <w:vanish w:val="0"/>
+          <w:lang w:val="en-US"/>
+        </w:rPr>
+        <w:t>Encoding</w:t>
+      </w:r>
+      <w:r>
+        <w:rPr>
+          <w:vanish w:val="0"/>
+        </w:rPr>
+        <w:t xml:space="preserve"> </w:t>
+      </w:r>
+      <w:r>
+        <w:rPr>
+          <w:vanish w:val="0"/>
+        </w:rPr>
+        <w:t xml:space="preserve">– это перечисление, где </w:t>
+      </w:r>
+      <w:r>
+        <w:rPr>
+          <w:vanish w:val="0"/>
+        </w:rPr>
+        <w:t>0</w:t>
+      </w:r>
+      <w:r>
+        <w:rPr>
+          <w:vanish w:val="0"/>
+        </w:rPr>
+        <w:t xml:space="preserve"> – это </w:t>
+      </w:r>
+      <w:r>
+        <w:rPr>
+          <w:vanish w:val="0"/>
+          <w:lang w:val="en-US"/>
+        </w:rPr>
+        <w:t>ASCII</w:t>
+      </w:r>
+      <w:r>
+        <w:rPr>
+          <w:vanish w:val="0"/>
+        </w:rPr>
+        <w:t xml:space="preserve">. </w:t>
+      </w:r>
+    </w:p>
+    <w:p>
+      <w:pPr>
+        <w:jc w:val="both"/>
+        <w:rPr>
+          <w:vanish w:val="0"/>
+        </w:rPr>
+      </w:pPr>
+      <w:r>
+        <w:rPr>
+          <w:vanish w:val="0"/>
+        </w:rPr>
+        <w:t xml:space="preserve">Последнее поле </w:t>
+      </w:r>
+      <w:r>
+        <w:rPr>
+          <w:vanish w:val="0"/>
+          <w:lang w:val="en-US"/>
+        </w:rPr>
+        <w:t>flags</w:t>
+      </w:r>
+      <w:r>
+        <w:rPr>
+          <w:vanish w:val="0"/>
+        </w:rPr>
+        <w:t>.</w:t>
+      </w:r>
+      <w:r>
+        <w:rPr>
+          <w:vanish w:val="0"/>
+        </w:rPr>
+        <w:t xml:space="preserve"> Это 8-битная маска флагов. </w:t>
+      </w:r>
+      <w:r>
+        <w:rPr>
+          <w:vanish w:val="0"/>
+        </w:rPr>
+        <w:t xml:space="preserve">Флаги будут храниться во множестве </w:t>
+      </w:r>
+      <w:proofErr w:type="spellStart"/>
+      <w:r>
+        <w:rPr>
+          <w:vanish w:val="0"/>
+          <w:lang w:val="en-US"/>
+        </w:rPr>
+        <w:t>ESVFlags</w:t>
+      </w:r>
+      <w:proofErr w:type="spellEnd"/>
+      <w:r>
+        <w:rPr>
+          <w:vanish w:val="0"/>
+        </w:rPr>
+        <w:t xml:space="preserve">. Одним из флагов будет </w:t>
+      </w:r>
+      <w:proofErr w:type="spellStart"/>
+      <w:r>
+        <w:rPr>
+          <w:vanish w:val="0"/>
+          <w:lang w:val="en-US"/>
+        </w:rPr>
+        <w:t>IsASCII</w:t>
+      </w:r>
+      <w:proofErr w:type="spellEnd"/>
+      <w:r>
+        <w:rPr>
+          <w:vanish w:val="0"/>
+        </w:rPr>
+        <w:t>.</w:t>
+      </w:r>
+      <w:r>
+        <w:t>4 294 967 2954 294 967 2954 294 967 295</w:t>
+      </w:r>
+      <w:r>
+        <w:t xml:space="preserve"> </w:t>
+      </w:r>
+      <w:r>
+        <w:t>4 294 967 295</w:t>
+      </w:r>
+    </w:p>
+    <w:p>
+      <w:pPr>
+        <w:jc w:val="both"/>
+        <w:rPr>
+          <w:vanish w:val="0"/>
+        </w:rPr>
+      </w:pPr>
+      <w:r>
+        <w:rPr>
+          <w:vanish w:val="0"/>
+        </w:rPr>
+        <w:t>Общий размер структуры 16 байт, что относительно компактно.</w:t>
+      </w:r>
+      <w:r>
+        <w:rPr>
+          <w:vanish w:val="0"/>
+        </w:rPr>
+        <w:t xml:space="preserve"> Помещается в один 128 битный регистр</w:t>
+      </w:r>
+      <w:r>
+        <w:rPr>
+          <w:vanish w:val="0"/>
+        </w:rPr>
+        <w:t>:</w:t>
+      </w:r>
+      <w:r>
+        <w:rPr>
+          <w:vanish w:val="0"/>
+        </w:rPr>
+        <w:t>)</w:t>
+      </w:r>
+    </w:p>
+    <w:p>
+      <w:pPr>
+        <w:jc w:val="both"/>
+        <w:rPr>
+          <w:vanish w:val="0"/>
+        </w:rPr>
+      </w:pPr>
+      <w:r>
+        <w:rPr>
+          <w:vanish w:val="0"/>
+        </w:rPr>
+        <w:t>Это самое важное</w:t>
+      </w:r>
+      <w:r>
+        <w:rPr>
+          <w:vanish w:val="0"/>
+        </w:rPr>
+        <w:t xml:space="preserve"> о самих строках</w:t>
+      </w:r>
+      <w:r>
+        <w:rPr>
+          <w:vanish w:val="0"/>
+        </w:rPr>
+        <w:t xml:space="preserve">. Об операциях со строками я пока что-либо говорить не могу. Единственное – это будут функции по работе с </w:t>
+      </w:r>
+      <w:r>
+        <w:rPr>
+          <w:vanish w:val="0"/>
+          <w:lang w:val="en-US"/>
+        </w:rPr>
+        <w:t>encoding</w:t>
+      </w:r>
+      <w:r>
+        <w:rPr>
+          <w:vanish w:val="0"/>
+        </w:rPr>
+        <w:t>_</w:t>
+      </w:r>
+      <w:r>
+        <w:rPr>
+          <w:vanish w:val="0"/>
+          <w:lang w:val="en-US"/>
+        </w:rPr>
+        <w:t>string</w:t>
+      </w:r>
+      <w:r>
+        <w:rPr>
+          <w:vanish w:val="0"/>
+        </w:rPr>
+        <w:t>_</w:t>
+      </w:r>
+      <w:r>
+        <w:rPr>
+          <w:vanish w:val="0"/>
+          <w:lang w:val="en-US"/>
+        </w:rPr>
+        <w:t>view</w:t>
+      </w:r>
+      <w:r>
+        <w:rPr>
+          <w:vanish w:val="0"/>
+        </w:rPr>
+        <w:t>, изредка будет работа и с сырыми строками.</w:t>
+      </w:r>
+      <w:r>
+        <w:rPr>
+          <w:vanish w:val="0"/>
+        </w:rPr>
+        <w:t xml:space="preserve"> </w:t>
+      </w:r>
+    </w:p>
+    <w:p>
+      <w:pPr>
+        <w:jc w:val="both"/>
+        <w:rPr>
+          <w:vanish w:val="0"/>
+        </w:rPr>
+      </w:pPr>
+    </w:p>
+    <w:p>
+      <w:pPr>
+        <w:pStyle w:val="3"/>
+        <w:rPr>
+          <w:rFonts w:ascii="Bahnschrift" w:hAnsi="Bahnschrift"/>
+          <w:vanish w:val="0"/>
+          <w:sz w:val="28"/>
+          <w:szCs w:val="28"/>
+        </w:rPr>
+      </w:pPr>
+      <w:r>
+        <w:rPr>
+          <w:rFonts w:ascii="Bahnschrift" w:hAnsi="Bahnschrift"/>
+          <w:vanish w:val="0"/>
+          <w:sz w:val="28"/>
+          <w:szCs w:val="28"/>
+        </w:rPr>
+        <w:t>Строитель/определитель символов</w:t>
+      </w:r>
+    </w:p>
+    <w:p>
+      <w:pPr>
+        <w:rPr>
+          <w:vanish w:val="0"/>
+        </w:rPr>
+      </w:pPr>
+      <w:proofErr w:type="spellStart"/>
+      <w:r>
+        <w:rPr>
+          <w:vanish w:val="0"/>
+          <w:lang w:val="en-US"/>
+        </w:rPr>
+        <w:t>CharacterDeterminer</w:t>
+      </w:r>
+      <w:proofErr w:type="spellEnd"/>
+      <w:r>
+        <w:rPr>
+          <w:vanish w:val="0"/>
+        </w:rPr>
+        <w:t xml:space="preserve"> –</w:t>
+      </w:r>
+      <w:r>
+        <w:rPr>
+          <w:vanish w:val="0"/>
+        </w:rPr>
+        <w:t xml:space="preserve"> определитель символов. Данная штука должна </w:t>
+      </w:r>
+      <w:r>
+        <w:rPr>
+          <w:vanish w:val="0"/>
+        </w:rPr>
+        <w:t xml:space="preserve">определять кодировку и возвращать </w:t>
+      </w:r>
+      <w:proofErr w:type="spellStart"/>
+      <w:r>
+        <w:rPr>
+          <w:vanish w:val="0"/>
+          <w:lang w:val="en-US"/>
+        </w:rPr>
+        <w:t>esv</w:t>
+      </w:r>
+      <w:proofErr w:type="spellEnd"/>
+      <w:r>
+        <w:rPr>
+          <w:vanish w:val="0"/>
+        </w:rPr>
+        <w:t xml:space="preserve"> </w:t>
+      </w:r>
+      <w:r>
+        <w:rPr>
+          <w:vanish w:val="0"/>
+        </w:rPr>
+        <w:t xml:space="preserve">на символ. </w:t>
+      </w:r>
+      <w:r>
+        <w:rPr>
+          <w:vanish w:val="0"/>
+        </w:rPr>
+        <w:t xml:space="preserve">Тут и раскрывает поле </w:t>
+      </w:r>
+      <w:proofErr w:type="spellStart"/>
+      <w:r>
+        <w:rPr>
+          <w:vanish w:val="0"/>
+          <w:lang w:val="en-US"/>
+        </w:rPr>
+        <w:t>ptr</w:t>
+      </w:r>
+      <w:proofErr w:type="spellEnd"/>
+      <w:r>
+        <w:rPr>
+          <w:vanish w:val="0"/>
+        </w:rPr>
+        <w:t xml:space="preserve"> </w:t>
+      </w:r>
+      <w:r>
+        <w:rPr>
+          <w:vanish w:val="0"/>
+        </w:rPr>
+        <w:t xml:space="preserve">у </w:t>
+      </w:r>
+      <w:proofErr w:type="spellStart"/>
+      <w:r>
+        <w:rPr>
+          <w:vanish w:val="0"/>
+          <w:lang w:val="en-US"/>
+        </w:rPr>
+        <w:t>esv</w:t>
+      </w:r>
+      <w:proofErr w:type="spellEnd"/>
+      <w:r>
+        <w:rPr>
+          <w:vanish w:val="0"/>
+        </w:rPr>
+        <w:t xml:space="preserve">. При </w:t>
+      </w:r>
+      <w:proofErr w:type="spellStart"/>
+      <w:r>
+        <w:rPr>
+          <w:vanish w:val="0"/>
+        </w:rPr>
+        <w:t>лексинге</w:t>
+      </w:r>
+      <w:proofErr w:type="spellEnd"/>
+      <w:r>
+        <w:rPr>
+          <w:vanish w:val="0"/>
+        </w:rPr>
+        <w:t xml:space="preserve"> возвращаемый </w:t>
+      </w:r>
+      <w:proofErr w:type="spellStart"/>
+      <w:r>
+        <w:rPr>
+          <w:vanish w:val="0"/>
+          <w:lang w:val="en-US"/>
+        </w:rPr>
+        <w:t>esv</w:t>
+      </w:r>
+      <w:proofErr w:type="spellEnd"/>
+      <w:r>
+        <w:rPr>
+          <w:vanish w:val="0"/>
+        </w:rPr>
+        <w:t xml:space="preserve"> </w:t>
+      </w:r>
+      <w:r>
+        <w:rPr>
+          <w:vanish w:val="0"/>
+        </w:rPr>
+        <w:t>будет указывать на исходный текст, конечно, байт раздувать в 16 – это сильно… но</w:t>
+      </w:r>
+      <w:r>
+        <w:rPr>
+          <w:vanish w:val="0"/>
+        </w:rPr>
+        <w:t xml:space="preserve"> при создании токена </w:t>
+      </w:r>
+      <w:proofErr w:type="spellStart"/>
+      <w:r>
+        <w:rPr>
+          <w:vanish w:val="0"/>
+        </w:rPr>
+        <w:t>лексер</w:t>
+      </w:r>
+      <w:proofErr w:type="spellEnd"/>
+      <w:r>
+        <w:rPr>
+          <w:vanish w:val="0"/>
+        </w:rPr>
+        <w:t xml:space="preserve"> будет объединять </w:t>
+      </w:r>
+      <w:proofErr w:type="spellStart"/>
+      <w:r>
+        <w:rPr>
+          <w:vanish w:val="0"/>
+          <w:lang w:val="en-US"/>
+        </w:rPr>
+        <w:t>esv</w:t>
+      </w:r>
+      <w:proofErr w:type="spellEnd"/>
+      <w:r>
+        <w:rPr>
+          <w:vanish w:val="0"/>
+        </w:rPr>
+        <w:t xml:space="preserve"> в один массив байт и регистрировать в </w:t>
+      </w:r>
+      <w:proofErr w:type="spellStart"/>
+      <w:r>
+        <w:rPr>
+          <w:vanish w:val="0"/>
+          <w:lang w:val="en-US"/>
+        </w:rPr>
+        <w:t>StringPool</w:t>
+      </w:r>
+      <w:proofErr w:type="spellEnd"/>
+      <w:r>
+        <w:rPr>
+          <w:vanish w:val="0"/>
+        </w:rPr>
+        <w:t>.</w:t>
+      </w:r>
+    </w:p>
+    <w:p>
+      <w:pPr>
+        <w:rPr>
+          <w:vanish w:val="0"/>
+        </w:rPr>
+      </w:pPr>
+      <w:r>
+        <w:rPr>
+          <w:vanish w:val="0"/>
+        </w:rPr>
+        <w:t xml:space="preserve">Чтобы избежать безмозглой регистрации всего, чего только можно, </w:t>
+      </w:r>
+      <w:proofErr w:type="spellStart"/>
+      <w:r>
+        <w:rPr>
+          <w:vanish w:val="0"/>
+        </w:rPr>
+        <w:t>лексер</w:t>
+      </w:r>
+      <w:proofErr w:type="spellEnd"/>
+      <w:r>
+        <w:rPr>
+          <w:vanish w:val="0"/>
+        </w:rPr>
+        <w:t xml:space="preserve"> будет обращаться к синтаксический таблицам для проверки, является ли последовательность, например, ключевым словом, что поспособствует идентификации типа токена.</w:t>
+      </w:r>
+      <w:r>
+        <w:rPr>
+          <w:vanish w:val="0"/>
+        </w:rPr>
+        <w:t xml:space="preserve"> По мимо этой таблицы </w:t>
+      </w:r>
+      <w:r>
+        <w:rPr>
+          <w:vanish w:val="0"/>
+        </w:rPr>
+        <w:lastRenderedPageBreak/>
+        <w:t xml:space="preserve">будет ещё одна, уже в самом </w:t>
+      </w:r>
+      <w:proofErr w:type="spellStart"/>
+      <w:r>
+        <w:rPr>
+          <w:vanish w:val="0"/>
+        </w:rPr>
+        <w:t>лексере</w:t>
+      </w:r>
+      <w:proofErr w:type="spellEnd"/>
+      <w:r>
+        <w:rPr>
+          <w:vanish w:val="0"/>
+        </w:rPr>
+        <w:t xml:space="preserve">. </w:t>
+      </w:r>
+      <w:r>
+        <w:rPr>
+          <w:vanish w:val="0"/>
+        </w:rPr>
+        <w:t xml:space="preserve">Она будет хранить все встреченные последовательности строк, чтобы избежать копирования </w:t>
+      </w:r>
+      <w:proofErr w:type="spellStart"/>
+      <w:r>
+        <w:rPr>
+          <w:vanish w:val="0"/>
+          <w:lang w:val="en-US"/>
+        </w:rPr>
+        <w:t>esv</w:t>
+      </w:r>
+      <w:proofErr w:type="spellEnd"/>
+      <w:r>
+        <w:rPr>
+          <w:vanish w:val="0"/>
+        </w:rPr>
+        <w:t xml:space="preserve"> уже в </w:t>
+      </w:r>
+      <w:proofErr w:type="spellStart"/>
+      <w:r>
+        <w:rPr>
+          <w:vanish w:val="0"/>
+          <w:lang w:val="en-US"/>
+        </w:rPr>
+        <w:t>StringPool</w:t>
+      </w:r>
+      <w:proofErr w:type="spellEnd"/>
+      <w:r>
+        <w:rPr>
+          <w:vanish w:val="0"/>
+        </w:rPr>
+        <w:t xml:space="preserve">, следовательно, не будет перерасхода служебной памяти. </w:t>
+      </w:r>
+    </w:p>
+    <w:p>
+      <w:pPr>
+        <w:rPr>
+          <w:vanish w:val="0"/>
+          <w:lang w:val="en-US"/>
+        </w:rPr>
+      </w:pPr>
+      <w:proofErr w:type="gramStart"/>
+      <w:r>
+        <w:rPr>
+          <w:vanish w:val="0"/>
+          <w:lang w:val="en-US"/>
+        </w:rPr>
+        <w:t>std::</w:t>
+      </w:r>
+      <w:proofErr w:type="spellStart"/>
+      <w:proofErr w:type="gramEnd"/>
+      <w:r>
+        <w:rPr>
+          <w:vanish w:val="0"/>
+          <w:lang w:val="en-US"/>
+        </w:rPr>
+        <w:t>unordered_map</w:t>
+      </w:r>
+      <w:proofErr w:type="spellEnd"/>
+      <w:r>
+        <w:rPr>
+          <w:vanish w:val="0"/>
+          <w:lang w:val="en-US"/>
+        </w:rPr>
+        <w:t xml:space="preserve">&lt;string, </w:t>
+      </w:r>
+      <w:proofErr w:type="spellStart"/>
+      <w:r>
+        <w:rPr>
+          <w:vanish w:val="0"/>
+          <w:lang w:val="en-US"/>
+        </w:rPr>
+        <w:t>esv</w:t>
+      </w:r>
+      <w:proofErr w:type="spellEnd"/>
+      <w:r>
+        <w:rPr>
+          <w:vanish w:val="0"/>
+          <w:lang w:val="en-US"/>
+        </w:rPr>
+        <w:t>&gt;</w:t>
+      </w:r>
+    </w:p>
+    <w:p>
+      <w:pPr>
+        <w:rPr>
+          <w:vanish w:val="0"/>
+        </w:rPr>
+      </w:pPr>
+      <w:r>
+        <w:rPr>
+          <w:vanish w:val="0"/>
+        </w:rPr>
+        <w:t xml:space="preserve">Конечно, кто-то возразит, </w:t>
+      </w:r>
+      <w:proofErr w:type="spellStart"/>
+      <w:r>
+        <w:rPr>
+          <w:vanish w:val="0"/>
+        </w:rPr>
+        <w:t>нахрен</w:t>
+      </w:r>
+      <w:proofErr w:type="spellEnd"/>
+      <w:r>
+        <w:rPr>
+          <w:vanish w:val="0"/>
+        </w:rPr>
+        <w:t xml:space="preserve"> этот </w:t>
+      </w:r>
+      <w:proofErr w:type="spellStart"/>
+      <w:r>
+        <w:rPr>
+          <w:vanish w:val="0"/>
+          <w:lang w:val="en-US"/>
+        </w:rPr>
+        <w:t>StringPool</w:t>
+      </w:r>
+      <w:proofErr w:type="spellEnd"/>
+      <w:r>
+        <w:rPr>
+          <w:vanish w:val="0"/>
+        </w:rPr>
+        <w:t xml:space="preserve">, если мы память, по сути, дублируем на хеш-карту… Тут сложно аргументировать, но я попробую. Мы компенсируем это более быстрым доступом и проверками для длинных строк, плюсом можно скопировать весь массив строк сразу в </w:t>
+      </w:r>
+      <w:r>
+        <w:rPr>
+          <w:vanish w:val="0"/>
+          <w:lang w:val="en-US"/>
+        </w:rPr>
+        <w:t>ROD</w:t>
+      </w:r>
+      <w:r>
+        <w:rPr>
+          <w:vanish w:val="0"/>
+        </w:rPr>
+        <w:t xml:space="preserve"> </w:t>
+      </w:r>
+      <w:r>
+        <w:rPr>
+          <w:vanish w:val="0"/>
+        </w:rPr>
+        <w:t>память, главное – это отделить ключевые слова. Скорее всего, я сделаю для этого отдельную функцию</w:t>
+      </w:r>
+      <w:r>
+        <w:rPr>
+          <w:vanish w:val="0"/>
+        </w:rPr>
+        <w:t>:</w:t>
+      </w:r>
+      <w:r>
+        <w:rPr>
+          <w:vanish w:val="0"/>
+        </w:rPr>
+        <w:t xml:space="preserve"> после загрузки ключевых слов из синтаксиса в </w:t>
+      </w:r>
+      <w:proofErr w:type="spellStart"/>
+      <w:r>
+        <w:rPr>
+          <w:vanish w:val="0"/>
+          <w:lang w:val="en-US"/>
+        </w:rPr>
+        <w:t>StringPool</w:t>
+      </w:r>
+      <w:proofErr w:type="spellEnd"/>
+      <w:r>
+        <w:rPr>
+          <w:vanish w:val="0"/>
+        </w:rPr>
+        <w:t xml:space="preserve"> сохраню указатель </w:t>
+      </w:r>
+      <w:r>
+        <w:rPr>
+          <w:vanish w:val="0"/>
+        </w:rPr>
+        <w:t>“</w:t>
+      </w:r>
+      <w:r>
+        <w:rPr>
+          <w:vanish w:val="0"/>
+        </w:rPr>
+        <w:t>конца</w:t>
+      </w:r>
+      <w:r>
+        <w:rPr>
+          <w:vanish w:val="0"/>
+        </w:rPr>
+        <w:t>”</w:t>
+      </w:r>
+      <w:r>
+        <w:rPr>
+          <w:vanish w:val="0"/>
+        </w:rPr>
+        <w:t xml:space="preserve">, и, уже двигаясь от него, можно будет скопировать строковые литералы в условный </w:t>
+      </w:r>
+      <w:r>
+        <w:rPr>
+          <w:vanish w:val="0"/>
+          <w:lang w:val="en-US"/>
+        </w:rPr>
+        <w:t>ROD</w:t>
+      </w:r>
+      <w:r>
+        <w:rPr>
+          <w:vanish w:val="0"/>
+        </w:rPr>
+        <w:t xml:space="preserve">. Да и плюс к производительности от сравнения чисел никто не отбирал. </w:t>
+      </w:r>
+    </w:p>
+    <w:p>
+      <w:pPr>
+        <w:rPr>
+          <w:vanish w:val="0"/>
+        </w:rPr>
+      </w:pPr>
+      <w:r>
+        <w:rPr>
+          <w:vanish w:val="0"/>
+        </w:rPr>
+        <w:t>Ладно, есть решение получше, хоть всё такое же дерьмовое. Оно состоит в написании своей хеш-карты, но без хранения ключей</w:t>
+      </w:r>
+      <w:r>
+        <w:rPr>
+          <w:vanish w:val="0"/>
+        </w:rPr>
+        <w:t xml:space="preserve">. Как мы знаем, хеш-карты </w:t>
+      </w:r>
+      <w:proofErr w:type="spellStart"/>
+      <w:r>
+        <w:rPr>
+          <w:vanish w:val="0"/>
+        </w:rPr>
+        <w:t>хешируют</w:t>
+      </w:r>
+      <w:proofErr w:type="spellEnd"/>
+      <w:r>
+        <w:rPr>
+          <w:vanish w:val="0"/>
+        </w:rPr>
+        <w:t xml:space="preserve"> ключ и хранят ключ-значение для последующего линейного поиска, ибо размер массива карты не бесконечен. </w:t>
+      </w:r>
+    </w:p>
+    <w:p>
+      <w:pPr>
+        <w:rPr>
+          <w:i/>
+          <w:iCs/>
+          <w:vanish w:val="0"/>
+        </w:rPr>
+      </w:pPr>
+      <w:r>
+        <w:rPr>
+          <w:i/>
+          <w:iCs/>
+          <w:vanish w:val="0"/>
+        </w:rPr>
+        <w:t xml:space="preserve">Мы </w:t>
+      </w:r>
+      <w:proofErr w:type="spellStart"/>
+      <w:r>
+        <w:rPr>
+          <w:i/>
+          <w:iCs/>
+          <w:vanish w:val="0"/>
+        </w:rPr>
+        <w:t>хеш</w:t>
+      </w:r>
+      <w:r>
+        <w:rPr>
+          <w:i/>
+          <w:iCs/>
+          <w:vanish w:val="0"/>
+        </w:rPr>
+        <w:t>и</w:t>
+      </w:r>
+      <w:r>
+        <w:rPr>
+          <w:i/>
+          <w:iCs/>
+          <w:vanish w:val="0"/>
+        </w:rPr>
+        <w:t>руем</w:t>
+      </w:r>
+      <w:proofErr w:type="spellEnd"/>
+      <w:r>
+        <w:rPr>
+          <w:i/>
+          <w:iCs/>
+          <w:vanish w:val="0"/>
+        </w:rPr>
+        <w:t xml:space="preserve"> проверяемую строку и проходим по связанному (или обычному) списку в ячейке массива хеш-карты. Итерируем </w:t>
+      </w:r>
+      <w:proofErr w:type="spellStart"/>
+      <w:r>
+        <w:rPr>
+          <w:i/>
+          <w:iCs/>
+          <w:vanish w:val="0"/>
+          <w:lang w:val="en-US"/>
+        </w:rPr>
+        <w:t>esv</w:t>
+      </w:r>
+      <w:proofErr w:type="spellEnd"/>
+      <w:r>
+        <w:rPr>
+          <w:i/>
+          <w:iCs/>
+          <w:vanish w:val="0"/>
+        </w:rPr>
+        <w:t>’</w:t>
+      </w:r>
+      <w:proofErr w:type="spellStart"/>
+      <w:r>
+        <w:rPr>
+          <w:i/>
+          <w:iCs/>
+          <w:vanish w:val="0"/>
+        </w:rPr>
+        <w:t>шки</w:t>
+      </w:r>
+      <w:proofErr w:type="spellEnd"/>
+      <w:r>
+        <w:rPr>
+          <w:i/>
+          <w:iCs/>
+          <w:vanish w:val="0"/>
+        </w:rPr>
+        <w:t xml:space="preserve"> и с помощью </w:t>
+      </w:r>
+      <w:proofErr w:type="spellStart"/>
+      <w:r>
+        <w:rPr>
+          <w:i/>
+          <w:iCs/>
+          <w:vanish w:val="0"/>
+          <w:lang w:val="en-US"/>
+        </w:rPr>
+        <w:t>memcmp</w:t>
+      </w:r>
+      <w:proofErr w:type="spellEnd"/>
+      <w:r>
+        <w:rPr>
+          <w:i/>
+          <w:iCs/>
+          <w:vanish w:val="0"/>
+        </w:rPr>
+        <w:t xml:space="preserve"> сравниваем нынешнюю строку со строкой в </w:t>
+      </w:r>
+      <w:proofErr w:type="spellStart"/>
+      <w:r>
+        <w:rPr>
+          <w:i/>
+          <w:iCs/>
+          <w:vanish w:val="0"/>
+          <w:lang w:val="en-US"/>
+        </w:rPr>
+        <w:t>StringPool</w:t>
+      </w:r>
+      <w:proofErr w:type="spellEnd"/>
+      <w:r>
+        <w:rPr>
+          <w:i/>
+          <w:iCs/>
+          <w:vanish w:val="0"/>
+        </w:rPr>
+        <w:t>. В чём плюс, для более быстрой проверки несоответствия нам достаточно сравнивать размер</w:t>
+      </w:r>
+      <w:r>
+        <w:rPr>
+          <w:i/>
+          <w:iCs/>
+          <w:vanish w:val="0"/>
+        </w:rPr>
+        <w:t xml:space="preserve"> и</w:t>
+      </w:r>
+      <w:r>
+        <w:rPr>
+          <w:i/>
+          <w:iCs/>
+          <w:vanish w:val="0"/>
+        </w:rPr>
+        <w:t>,</w:t>
+      </w:r>
+      <w:r>
+        <w:rPr>
+          <w:i/>
+          <w:iCs/>
+          <w:vanish w:val="0"/>
+        </w:rPr>
+        <w:t xml:space="preserve"> </w:t>
+      </w:r>
+      <w:r>
+        <w:rPr>
+          <w:i/>
+          <w:iCs/>
+          <w:vanish w:val="0"/>
+        </w:rPr>
+        <w:t>наверное,</w:t>
+      </w:r>
+      <w:r>
+        <w:rPr>
+          <w:i/>
+          <w:iCs/>
+          <w:vanish w:val="0"/>
+        </w:rPr>
+        <w:t xml:space="preserve"> флаги</w:t>
+      </w:r>
+      <w:r>
+        <w:rPr>
+          <w:i/>
+          <w:iCs/>
+          <w:vanish w:val="0"/>
+        </w:rPr>
+        <w:t>.</w:t>
+      </w:r>
+      <w:r>
+        <w:rPr>
+          <w:i/>
+          <w:iCs/>
+          <w:vanish w:val="0"/>
+        </w:rPr>
+        <w:t xml:space="preserve"> </w:t>
+      </w:r>
+      <w:r>
+        <w:rPr>
+          <w:i/>
+          <w:iCs/>
+          <w:vanish w:val="0"/>
+        </w:rPr>
+        <w:t xml:space="preserve">Нашли соответствие – вернули соответствующий </w:t>
+      </w:r>
+      <w:proofErr w:type="spellStart"/>
+      <w:r>
+        <w:rPr>
+          <w:i/>
+          <w:iCs/>
+          <w:vanish w:val="0"/>
+          <w:lang w:val="en-US"/>
+        </w:rPr>
+        <w:t>esv</w:t>
+      </w:r>
+      <w:proofErr w:type="spellEnd"/>
+      <w:r>
+        <w:rPr>
+          <w:i/>
+          <w:iCs/>
+          <w:vanish w:val="0"/>
+        </w:rPr>
+        <w:t>.</w:t>
+      </w:r>
+    </w:p>
+    <w:p>
+      <w:pPr>
+        <w:rPr>
+          <w:vanish w:val="0"/>
+        </w:rPr>
+      </w:pPr>
+      <w:r>
+        <w:rPr>
+          <w:vanish w:val="0"/>
+        </w:rPr>
+        <w:t>Расход памяти всё равно приличный, ибо мы можем даже 1 байт превратить в 16, но мы можем и 128 байт превратить в 16. Стало ли лучше, по сравнению с предыдущей идее? Да. Определённо.</w:t>
+      </w:r>
+    </w:p>
+    <w:p>
+      <w:pPr>
+        <w:rPr>
+          <w:vanish w:val="0"/>
+        </w:rPr>
+      </w:pPr>
+      <w:r>
+        <w:rPr>
+          <w:vanish w:val="0"/>
+        </w:rPr>
+        <w:t>Ладно, м</w:t>
+      </w:r>
+      <w:r>
+        <w:rPr>
+          <w:vanish w:val="0"/>
+        </w:rPr>
+        <w:t xml:space="preserve">ы тут не по поводу </w:t>
+      </w:r>
+      <w:proofErr w:type="spellStart"/>
+      <w:r>
+        <w:rPr>
+          <w:vanish w:val="0"/>
+        </w:rPr>
+        <w:t>лексера</w:t>
+      </w:r>
+      <w:proofErr w:type="spellEnd"/>
+      <w:r>
+        <w:rPr>
+          <w:vanish w:val="0"/>
+        </w:rPr>
+        <w:t>, ему будет дана отдельна глава.</w:t>
+      </w:r>
+    </w:p>
+    <w:p>
+      <w:pPr>
+        <w:rPr>
+          <w:vanish w:val="0"/>
+        </w:rPr>
+      </w:pPr>
+      <w:r>
+        <w:rPr>
+          <w:vanish w:val="0"/>
+        </w:rPr>
+        <w:t>Окей, так как эта шняга (</w:t>
+      </w:r>
+      <w:proofErr w:type="spellStart"/>
+      <w:r>
+        <w:rPr>
+          <w:vanish w:val="0"/>
+          <w:lang w:val="en-US"/>
+        </w:rPr>
+        <w:t>CharacterDeterminer</w:t>
+      </w:r>
+      <w:proofErr w:type="spellEnd"/>
+      <w:r>
+        <w:rPr>
+          <w:vanish w:val="0"/>
+        </w:rPr>
+        <w:t>) работает?</w:t>
+      </w:r>
+    </w:p>
+    <w:p>
+      <w:pPr>
+        <w:rPr>
+          <w:vanish w:val="0"/>
+        </w:rPr>
+      </w:pPr>
+      <w:r>
+        <w:rPr>
+          <w:vanish w:val="0"/>
+        </w:rPr>
+        <w:t xml:space="preserve">В настройках </w:t>
+      </w:r>
+      <w:r>
+        <w:rPr>
+          <w:vanish w:val="0"/>
+          <w:lang w:val="en-US"/>
+        </w:rPr>
+        <w:t>MLF</w:t>
+      </w:r>
+      <w:r>
+        <w:rPr>
+          <w:vanish w:val="0"/>
+        </w:rPr>
+        <w:t xml:space="preserve"> </w:t>
+      </w:r>
+      <w:r>
+        <w:rPr>
+          <w:vanish w:val="0"/>
+        </w:rPr>
+        <w:t xml:space="preserve">(да, даже такое будет) будет </w:t>
+      </w:r>
+      <w:r>
+        <w:rPr>
+          <w:vanish w:val="0"/>
+        </w:rPr>
+        <w:t xml:space="preserve">специальное </w:t>
+      </w:r>
+      <w:r>
+        <w:rPr>
+          <w:vanish w:val="0"/>
+        </w:rPr>
+        <w:t>поле</w:t>
+      </w:r>
+      <w:r>
+        <w:rPr>
+          <w:vanish w:val="0"/>
+        </w:rPr>
+        <w:t xml:space="preserve"> </w:t>
+      </w:r>
+      <w:proofErr w:type="spellStart"/>
+      <w:r>
+        <w:rPr>
+          <w:vanish w:val="0"/>
+          <w:lang w:val="en-US"/>
+        </w:rPr>
+        <w:t>TranslationEncoding</w:t>
+      </w:r>
+      <w:proofErr w:type="spellEnd"/>
+      <w:r>
+        <w:rPr>
+          <w:vanish w:val="0"/>
+        </w:rPr>
+        <w:t xml:space="preserve"> </w:t>
+      </w:r>
+      <w:r>
+        <w:rPr>
+          <w:vanish w:val="0"/>
+        </w:rPr>
+        <w:t xml:space="preserve">- </w:t>
+      </w:r>
+      <w:r>
+        <w:rPr>
+          <w:vanish w:val="0"/>
+        </w:rPr>
+        <w:t>ожидаемая кодировка</w:t>
+      </w:r>
+      <w:r>
+        <w:rPr>
+          <w:vanish w:val="0"/>
+        </w:rPr>
+        <w:t xml:space="preserve"> (её код)</w:t>
+      </w:r>
+      <w:r>
+        <w:rPr>
+          <w:vanish w:val="0"/>
+        </w:rPr>
+        <w:t xml:space="preserve">, которая будет относиться к перечислению </w:t>
+      </w:r>
+      <w:r>
+        <w:rPr>
+          <w:vanish w:val="0"/>
+          <w:lang w:val="en-US"/>
+        </w:rPr>
+        <w:t>Encoding</w:t>
+      </w:r>
+      <w:r>
+        <w:rPr>
+          <w:vanish w:val="0"/>
+        </w:rPr>
+        <w:t xml:space="preserve">. </w:t>
+      </w:r>
+      <w:r>
+        <w:rPr>
+          <w:vanish w:val="0"/>
+        </w:rPr>
+        <w:t xml:space="preserve">Она, наверное, </w:t>
+      </w:r>
+      <w:r>
+        <w:rPr>
+          <w:vanish w:val="0"/>
+        </w:rPr>
+        <w:t>должна быть выставлена вручную пользователем</w:t>
+      </w:r>
+      <w:r>
+        <w:rPr>
+          <w:vanish w:val="0"/>
+        </w:rPr>
+        <w:t>, либо</w:t>
+      </w:r>
+      <w:r>
+        <w:rPr>
+          <w:vanish w:val="0"/>
+        </w:rPr>
+        <w:t>, оставшись</w:t>
+      </w:r>
+      <w:r>
+        <w:rPr>
+          <w:vanish w:val="0"/>
+        </w:rPr>
+        <w:t xml:space="preserve"> в режиме </w:t>
+      </w:r>
+      <w:r>
+        <w:rPr>
+          <w:vanish w:val="0"/>
+          <w:lang w:val="en-US"/>
+        </w:rPr>
+        <w:t>AUTO</w:t>
+      </w:r>
+      <w:r>
+        <w:rPr>
+          <w:vanish w:val="0"/>
+        </w:rPr>
+        <w:t xml:space="preserve">, будет определяться по информации из файла. </w:t>
+      </w:r>
+    </w:p>
+    <w:p>
+      <w:pPr>
+        <w:rPr>
+          <w:vanish w:val="0"/>
+        </w:rPr>
+      </w:pPr>
+      <w:r>
+        <w:rPr>
+          <w:vanish w:val="0"/>
+        </w:rPr>
+        <w:lastRenderedPageBreak/>
+        <w:t xml:space="preserve">По </w:t>
+      </w:r>
+      <w:proofErr w:type="spellStart"/>
+      <w:r>
+        <w:rPr>
+          <w:vanish w:val="0"/>
+          <w:lang w:val="en-US"/>
+        </w:rPr>
+        <w:t>TranslationEncoding</w:t>
+      </w:r>
+      <w:proofErr w:type="spellEnd"/>
+      <w:r>
+        <w:rPr>
+          <w:vanish w:val="0"/>
+        </w:rPr>
+        <w:t xml:space="preserve"> </w:t>
+      </w:r>
+      <w:proofErr w:type="spellStart"/>
+      <w:r>
+        <w:rPr>
+          <w:vanish w:val="0"/>
+          <w:lang w:val="en-US"/>
+        </w:rPr>
+        <w:t>CharacterDetermine</w:t>
+      </w:r>
+      <w:r>
+        <w:rPr>
+          <w:vanish w:val="0"/>
+          <w:lang w:val="en-US"/>
+        </w:rPr>
+        <w:t>r</w:t>
+      </w:r>
+      <w:proofErr w:type="spellEnd"/>
+      <w:r>
+        <w:rPr>
+          <w:vanish w:val="0"/>
+        </w:rPr>
+        <w:t xml:space="preserve"> </w:t>
+      </w:r>
+      <w:r>
+        <w:rPr>
+          <w:vanish w:val="0"/>
+        </w:rPr>
+        <w:t>будет вызывать поддерживаемый встроенный, или даже подключаемый, обработчик.</w:t>
+      </w:r>
+    </w:p>
+    <w:p>
+      <w:pPr>
+        <w:rPr>
+          <w:vanish w:val="0"/>
+        </w:rPr>
+      </w:pPr>
+      <w:r>
+        <w:rPr>
+          <w:vanish w:val="0"/>
+        </w:rPr>
+        <w:t xml:space="preserve">Обработчик должен вернуть последовательность байт, например, для буквы </w:t>
+      </w:r>
+      <w:r>
+        <w:rPr>
+          <w:vanish w:val="0"/>
+        </w:rPr>
+        <w:t>“</w:t>
+      </w:r>
+      <w:r>
+        <w:rPr>
+          <w:vanish w:val="0"/>
+        </w:rPr>
+        <w:t>я</w:t>
+      </w:r>
+      <w:r>
+        <w:rPr>
+          <w:vanish w:val="0"/>
+        </w:rPr>
+        <w:t>”</w:t>
+      </w:r>
+      <w:r>
+        <w:rPr>
+          <w:vanish w:val="0"/>
+        </w:rPr>
+        <w:t xml:space="preserve"> </w:t>
+      </w:r>
+      <w:proofErr w:type="spellStart"/>
+      <w:r>
+        <w:rPr>
+          <w:vanish w:val="0"/>
+          <w:lang w:val="en-US"/>
+        </w:rPr>
+        <w:t>utf</w:t>
+      </w:r>
+      <w:proofErr w:type="spellEnd"/>
+      <w:r>
+        <w:rPr>
+          <w:vanish w:val="0"/>
+        </w:rPr>
+        <w:t>-8</w:t>
+      </w:r>
+      <w:r>
+        <w:rPr>
+          <w:vanish w:val="0"/>
+        </w:rPr>
+        <w:t xml:space="preserve"> содержится такой код</w:t>
+      </w:r>
+      <w:r>
+        <w:rPr>
+          <w:vanish w:val="0"/>
+        </w:rPr>
+        <w:t xml:space="preserve">: </w:t>
+      </w:r>
+      <w:r>
+        <w:rPr>
+          <w:vanish w:val="0"/>
+        </w:rPr>
+        <w:t>11010001 10001111</w:t>
+      </w:r>
+      <w:r>
+        <w:rPr>
+          <w:vanish w:val="0"/>
+        </w:rPr>
+        <w:t>. Возьмём таблицу из Интернета, чтобы разобрать эту запись.</w:t>
+      </w:r>
+      <w:r>
+        <w:rPr>
+          <w:vanish w:val="0"/>
+        </w:rPr>
+        <w:br/>
+      </w:r>
+      <w:r>
+        <w:rPr>
+          <w:noProof/>
+          <w:vanish w:val="0"/>
+          <w:lang w:val="en-US"/>
+        </w:rPr>
+        <w:drawing>
+          <wp:inline distT="0" distB="0" distL="0" distR="0" wp14:anchorId="3692C75F" wp14:editId="346FB32C">
+            <wp:extent cx="4805045" cy="1198880"/>
+            <wp:effectExtent l="0" t="0" r="0" b="1270"/>
+            <wp:docPr id="12" name="Рисунок 12"/>
+            <wp:cNvGraphicFramePr>
+              <a:graphicFrameLocks xmlns:a="http://schemas.openxmlformats.org/drawingml/2006/main" noChangeAspect="1"/>
+            </wp:cNvGraphicFramePr>
+            <a:graphic xmlns:a="http://schemas.openxmlformats.org/drawingml/2006/main">
+              <a:graphicData uri="http://schemas.openxmlformats.org/drawingml/2006/picture">
+                <pic:pic xmlns:pic="http://schemas.openxmlformats.org/drawingml/2006/picture">
+                  <pic:nvPicPr>
+                    <pic:cNvPr id="0" name="Picture 19"/>
+                    <pic:cNvPicPr>
+                      <a:picLocks noChangeAspect="1" noChangeArrowheads="1"/>
+                    </pic:cNvPicPr>
+                  </pic:nvPicPr>
+                  <pic:blipFill>
+                    <a:blip r:embed="rId10">
+                      <a:extLst>
+                        <a:ext uri="{28A0092B-C50C-407E-A947-70E740481C1C}">
+                          <a14:useLocalDpi xmlns:a14="http://schemas.microsoft.com/office/drawing/2010/main" val="0"/>
+                        </a:ext>
+                      </a:extLst>
+                    </a:blip>
+                    <a:srcRect/>
+                    <a:stretch>
+                      <a:fillRect/>
+                    </a:stretch>
+                  </pic:blipFill>
+                  <pic:spPr bwMode="auto">
+                    <a:xfrm>
+                      <a:off x="0" y="0"/>
+                      <a:ext cx="4805045" cy="1198880"/>
+                    </a:xfrm>
+                    <a:prstGeom prst="rect">
+                      <a:avLst/>
+                    </a:prstGeom>
+                    <a:noFill/>
+                    <a:ln>
+                      <a:noFill/>
+                    </a:ln>
+                  </pic:spPr>
+                </pic:pic>
+              </a:graphicData>
+            </a:graphic>
+          </wp:inline>
+        </w:drawing>
+      </w:r>
+      <w:r>
+        <w:rPr>
+          <w:noProof/>
+        </w:rPr>
+        <w:drawing>
+          <wp:inline distT="0" distB="0" distL="0" distR="0" wp14:anchorId="3F68D329" wp14:editId="37073E65">
+            <wp:extent cx="5940425" cy="1484630"/>
+            <wp:effectExtent l="0" t="0" r="3175" b="1270"/>
+            <wp:docPr id="11" name="Рисунок 11"/>
+            <wp:cNvGraphicFramePr>
+              <a:graphicFrameLocks xmlns:a="http://schemas.openxmlformats.org/drawingml/2006/main" noChangeAspect="1"/>
+            </wp:cNvGraphicFramePr>
+            <a:graphic xmlns:a="http://schemas.openxmlformats.org/drawingml/2006/main">
+              <a:graphicData uri="http://schemas.openxmlformats.org/drawingml/2006/picture">
+                <pic:pic xmlns:pic="http://schemas.openxmlformats.org/drawingml/2006/picture">
+                  <pic:nvPicPr>
+                    <pic:cNvPr id="11" name="Рисунок 11"/>
+                    <pic:cNvPicPr/>
+                  </pic:nvPicPr>
+                  <pic:blipFill>
+                    <a:blip r:embed="rId11">
+                      <a:extLst>
+                        <a:ext uri="{28A0092B-C50C-407E-A947-70E740481C1C}">
+                          <a14:useLocalDpi xmlns:a14="http://schemas.microsoft.com/office/drawing/2010/main" val="0"/>
+                        </a:ext>
+                      </a:extLst>
+                    </a:blip>
+                    <a:stretch>
+                      <a:fillRect/>
+                    </a:stretch>
+                  </pic:blipFill>
+                  <pic:spPr>
+                    <a:xfrm>
+                      <a:off x="0" y="0"/>
+                      <a:ext cx="5940425" cy="1484630"/>
+                    </a:xfrm>
+                    <a:prstGeom prst="rect">
+                      <a:avLst/>
+                    </a:prstGeom>
+                  </pic:spPr>
+                </pic:pic>
+              </a:graphicData>
+            </a:graphic>
+          </wp:inline>
+        </w:drawing>
+      </w:r>
+      <w:r>
+        <w:rPr>
+          <w:noProof/>
+        </w:rPr>
+        <w:drawing>
+          <wp:inline distT="0" distB="0" distL="0" distR="0" wp14:anchorId="73A23395" wp14:editId="0B759B3D">
+            <wp:extent cx="4805045" cy="1198880"/>
+            <wp:effectExtent l="0" t="0" r="0" b="1270"/>
+            <wp:docPr id="10" name="Рисунок 10" descr="UTF8 Encode Decode - Convert String to UTF8 - ConvertCodes"/>
+            <wp:cNvGraphicFramePr>
+              <a:graphicFrameLocks xmlns:a="http://schemas.openxmlformats.org/drawingml/2006/main" noChangeAspect="1"/>
+            </wp:cNvGraphicFramePr>
+            <a:graphic xmlns:a="http://schemas.openxmlformats.org/drawingml/2006/main">
+              <a:graphicData uri="http://schemas.openxmlformats.org/drawingml/2006/picture">
+                <pic:pic xmlns:pic="http://schemas.openxmlformats.org/drawingml/2006/picture">
+                  <pic:nvPicPr>
+                    <pic:cNvPr id="0" name="Picture 17" descr="UTF8 Encode Decode - Convert String to UTF8 - ConvertCodes"/>
+                    <pic:cNvPicPr>
+                      <a:picLocks noChangeAspect="1" noChangeArrowheads="1"/>
+                    </pic:cNvPicPr>
+                  </pic:nvPicPr>
+                  <pic:blipFill>
+                    <a:blip r:embed="rId12">
+                      <a:extLst>
+                        <a:ext uri="{28A0092B-C50C-407E-A947-70E740481C1C}">
+                          <a14:useLocalDpi xmlns:a14="http://schemas.microsoft.com/office/drawing/2010/main" val="0"/>
+                        </a:ext>
+                      </a:extLst>
+                    </a:blip>
+                    <a:srcRect/>
+                    <a:stretch>
+                      <a:fillRect/>
+                    </a:stretch>
+                  </pic:blipFill>
+                  <pic:spPr bwMode="auto">
+                    <a:xfrm>
+                      <a:off x="0" y="0"/>
+                      <a:ext cx="4805045" cy="1198880"/>
+                    </a:xfrm>
+                    <a:prstGeom prst="rect">
+                      <a:avLst/>
+                    </a:prstGeom>
+                    <a:noFill/>
+                    <a:ln>
+                      <a:noFill/>
+                    </a:ln>
+                  </pic:spPr>
+                </pic:pic>
+              </a:graphicData>
+            </a:graphic>
+          </wp:inline>
+        </w:drawing>
+      </w:r>
+      <w:r>
+        <w:rPr>
+          <w:noProof/>
+        </w:rPr>
+        <w:t xml:space="preserve"> </w:t>
+      </w:r>
+      <w:r>
+        <w:rPr>
+          <w:noProof/>
+        </w:rPr>
+        <w:drawing>
+          <wp:inline distT="0" distB="0" distL="0" distR="0" wp14:anchorId="47F0857A" wp14:editId="5ADFBBC4">
+            <wp:extent cx="4805045" cy="1198880"/>
+            <wp:effectExtent l="0" t="0" r="0" b="1270"/>
+            <wp:docPr id="9" name="Рисунок 9" descr="UTF8 Encode Decode - Convert String to UTF8 - ConvertCodes"/>
+            <wp:cNvGraphicFramePr>
+              <a:graphicFrameLocks xmlns:a="http://schemas.openxmlformats.org/drawingml/2006/main" noChangeAspect="1"/>
+            </wp:cNvGraphicFramePr>
+            <a:graphic xmlns:a="http://schemas.openxmlformats.org/drawingml/2006/main">
+              <a:graphicData uri="http://schemas.openxmlformats.org/drawingml/2006/picture">
+                <pic:pic xmlns:pic="http://schemas.openxmlformats.org/drawingml/2006/picture">
+                  <pic:nvPicPr>
+                    <pic:cNvPr id="0" name="Picture 15" descr="UTF8 Encode Decode - Convert String to UTF8 - ConvertCodes"/>
+                    <pic:cNvPicPr>
+                      <a:picLocks noChangeAspect="1" noChangeArrowheads="1"/>
+                    </pic:cNvPicPr>
+                  </pic:nvPicPr>
+                  <pic:blipFill>
+                    <a:blip r:embed="rId12">
+                      <a:extLst>
+                        <a:ext uri="{28A0092B-C50C-407E-A947-70E740481C1C}">
+                          <a14:useLocalDpi xmlns:a14="http://schemas.microsoft.com/office/drawing/2010/main" val="0"/>
+                        </a:ext>
+                      </a:extLst>
+                    </a:blip>
+                    <a:srcRect/>
+                    <a:stretch>
+                      <a:fillRect/>
+                    </a:stretch>
+                  </pic:blipFill>
+                  <pic:spPr bwMode="auto">
+                    <a:xfrm>
+                      <a:off x="0" y="0"/>
+                      <a:ext cx="4805045" cy="1198880"/>
+                    </a:xfrm>
+                    <a:prstGeom prst="rect">
+                      <a:avLst/>
+                    </a:prstGeom>
+                    <a:noFill/>
+                    <a:ln>
+                      <a:noFill/>
+                    </a:ln>
+                  </pic:spPr>
+                </pic:pic>
+              </a:graphicData>
+            </a:graphic>
+          </wp:inline>
+        </w:drawing>
+      </w:r>
+      <w:r>
+        <w:rPr>
+          <w:noProof/>
+        </w:rPr>
+        <w:t xml:space="preserve"> </w:t>
+      </w:r>
+      <w:r>
+        <w:rPr>
+          <w:noProof/>
+        </w:rPr>
+        <w:drawing>
+          <wp:inline distT="0" distB="0" distL="0" distR="0" wp14:anchorId="75D85AD6" wp14:editId="2FB9E491">
+            <wp:extent cx="4805045" cy="1198880"/>
+            <wp:effectExtent l="0" t="0" r="0" b="1270"/>
+            <wp:docPr id="8" name="Рисунок 8" descr="UTF8 Encode Decode - Convert String to UTF8 - ConvertCodes"/>
+            <wp:cNvGraphicFramePr>
+              <a:graphicFrameLocks xmlns:a="http://schemas.openxmlformats.org/drawingml/2006/main" noChangeAspect="1"/>
+            </wp:cNvGraphicFramePr>
+            <a:graphic xmlns:a="http://schemas.openxmlformats.org/drawingml/2006/main">
+              <a:graphicData uri="http://schemas.openxmlformats.org/drawingml/2006/picture">
+                <pic:pic xmlns:pic="http://schemas.openxmlformats.org/drawingml/2006/picture">
+                  <pic:nvPicPr>
+                    <pic:cNvPr id="0" name="Picture 13" descr="UTF8 Encode Decode - Convert String to UTF8 - ConvertCodes"/>
+                    <pic:cNvPicPr>
+                      <a:picLocks noChangeAspect="1" noChangeArrowheads="1"/>
+                    </pic:cNvPicPr>
+                  </pic:nvPicPr>
+                  <pic:blipFill>
+                    <a:blip r:embed="rId12">
+                      <a:extLst>
+                        <a:ext uri="{28A0092B-C50C-407E-A947-70E740481C1C}">
+                          <a14:useLocalDpi xmlns:a14="http://schemas.microsoft.com/office/drawing/2010/main" val="0"/>
+                        </a:ext>
+                      </a:extLst>
+                    </a:blip>
+                    <a:srcRect/>
+                    <a:stretch>
+                      <a:fillRect/>
+                    </a:stretch>
+                  </pic:blipFill>
+                  <pic:spPr bwMode="auto">
+                    <a:xfrm>
+                      <a:off x="0" y="0"/>
+                      <a:ext cx="4805045" cy="1198880"/>
+                    </a:xfrm>
+                    <a:prstGeom prst="rect">
+                      <a:avLst/>
+                    </a:prstGeom>
+                    <a:noFill/>
+                    <a:ln>
+                      <a:noFill/>
+                    </a:ln>
+                  </pic:spPr>
+                </pic:pic>
+              </a:graphicData>
+            </a:graphic>
+          </wp:inline>
+        </w:drawing>
+      </w:r>
+      <w:r>
+        <w:rPr>
+          <w:noProof/>
+        </w:rPr>
+        <w:t xml:space="preserve"> </w:t>
+      </w:r>
+      <w:r>
+        <w:rPr>
+          <w:noProof/>
+        </w:rPr>
+        <w:drawing>
+          <wp:inline distT="0" distB="0" distL="0" distR="0" wp14:anchorId="5F5D25DD" wp14:editId="4516FBDB">
+            <wp:extent cx="4805045" cy="1198880"/>
+            <wp:effectExtent l="0" t="0" r="0" b="1270"/>
+            <wp:docPr id="7" name="Рисунок 7" descr="UTF8 Encode Decode - Convert String to UTF8 - ConvertCodes"/>
+            <wp:cNvGraphicFramePr>
+              <a:graphicFrameLocks xmlns:a="http://schemas.openxmlformats.org/drawingml/2006/main" noChangeAspect="1"/>
+            </wp:cNvGraphicFramePr>
+            <a:graphic xmlns:a="http://schemas.openxmlformats.org/drawingml/2006/main">
+              <a:graphicData uri="http://schemas.openxmlformats.org/drawingml/2006/picture">
+                <pic:pic xmlns:pic="http://schemas.openxmlformats.org/drawingml/2006/picture">
+                  <pic:nvPicPr>
+                    <pic:cNvPr id="0" name="Picture 11" descr="UTF8 Encode Decode - Convert String to UTF8 - ConvertCodes"/>
+                    <pic:cNvPicPr>
+                      <a:picLocks noChangeAspect="1" noChangeArrowheads="1"/>
+                    </pic:cNvPicPr>
+                  </pic:nvPicPr>
+                  <pic:blipFill>
+                    <a:blip r:embed="rId12">
+                      <a:extLst>
+                        <a:ext uri="{28A0092B-C50C-407E-A947-70E740481C1C}">
+                          <a14:useLocalDpi xmlns:a14="http://schemas.microsoft.com/office/drawing/2010/main" val="0"/>
+                        </a:ext>
+                      </a:extLst>
+                    </a:blip>
+                    <a:srcRect/>
+                    <a:stretch>
+                      <a:fillRect/>
+                    </a:stretch>
+                  </pic:blipFill>
+                  <pic:spPr bwMode="auto">
+                    <a:xfrm>
+                      <a:off x="0" y="0"/>
+                      <a:ext cx="4805045" cy="1198880"/>
+                    </a:xfrm>
+                    <a:prstGeom prst="rect">
+                      <a:avLst/>
+                    </a:prstGeom>
+                    <a:noFill/>
+                    <a:ln>
+                      <a:noFill/>
+                    </a:ln>
+                  </pic:spPr>
+                </pic:pic>
+              </a:graphicData>
+            </a:graphic>
+          </wp:inline>
+        </w:drawing>
+      </w:r>
+      <w:r>
+        <w:rPr>
+          <w:noProof/>
+        </w:rPr>
+        <w:t xml:space="preserve"> </w:t>
+      </w:r>
+      <w:r>
+        <w:rPr>
+          <w:noProof/>
+        </w:rPr>
+        <w:drawing>
+          <wp:inline distT="0" distB="0" distL="0" distR="0" wp14:anchorId="5A31D652" wp14:editId="6E6AA736">
+            <wp:extent cx="4805045" cy="1198880"/>
+            <wp:effectExtent l="0" t="0" r="0" b="1270"/>
+            <wp:docPr id="5" name="Рисунок 5" descr="UTF8 Encode Decode - Convert String to UTF8 - ConvertCodes"/>
+            <wp:cNvGraphicFramePr>
+              <a:graphicFrameLocks xmlns:a="http://schemas.openxmlformats.org/drawingml/2006/main" noChangeAspect="1"/>
+            </wp:cNvGraphicFramePr>
+            <a:graphic xmlns:a="http://schemas.openxmlformats.org/drawingml/2006/main">
+              <a:graphicData uri="http://schemas.openxmlformats.org/drawingml/2006/picture">
+                <pic:pic xmlns:pic="http://schemas.openxmlformats.org/drawingml/2006/picture">
+                  <pic:nvPicPr>
+                    <pic:cNvPr id="0" name="Picture 9" descr="UTF8 Encode Decode - Convert String to UTF8 - ConvertCodes"/>
+                    <pic:cNvPicPr>
+                      <a:picLocks noChangeAspect="1" noChangeArrowheads="1"/>
+                    </pic:cNvPicPr>
+                  </pic:nvPicPr>
+                  <pic:blipFill>
+                    <a:blip r:embed="rId12">
+                      <a:extLst>
+                        <a:ext uri="{28A0092B-C50C-407E-A947-70E740481C1C}">
+                          <a14:useLocalDpi xmlns:a14="http://schemas.microsoft.com/office/drawing/2010/main" val="0"/>
+                        </a:ext>
+                      </a:extLst>
+                    </a:blip>
+                    <a:srcRect/>
+                    <a:stretch>
+                      <a:fillRect/>
+                    </a:stretch>
+                  </pic:blipFill>
+                  <pic:spPr bwMode="auto">
+                    <a:xfrm>
+                      <a:off x="0" y="0"/>
+                      <a:ext cx="4805045" cy="1198880"/>
+                    </a:xfrm>
+                    <a:prstGeom prst="rect">
+                      <a:avLst/>
+                    </a:prstGeom>
+                    <a:noFill/>
+                    <a:ln>
+                      <a:noFill/>
+                    </a:ln>
+                  </pic:spPr>
+                </pic:pic>
+              </a:graphicData>
+            </a:graphic>
+          </wp:inline>
+        </w:drawing>
+      </w:r>
+      <w:r>
+        <w:rPr>
+          <w:noProof/>
+        </w:rPr>
+        <w:t xml:space="preserve"> </w:t>
+      </w:r>
+      <w:r>
+        <w:rPr>
+          <w:noProof/>
+        </w:rPr>
+        <w:drawing>
+          <wp:inline distT="0" distB="0" distL="0" distR="0" wp14:anchorId="28F62704" wp14:editId="5413CFC9">
+            <wp:extent cx="4805045" cy="1198880"/>
+            <wp:effectExtent l="0" t="0" r="0" b="1270"/>
+            <wp:docPr id="4" name="Рисунок 4" descr="UTF8 Encode Decode - Convert String to UTF8 - ConvertCodes"/>
+            <wp:cNvGraphicFramePr>
+              <a:graphicFrameLocks xmlns:a="http://schemas.openxmlformats.org/drawingml/2006/main" noChangeAspect="1"/>
+            </wp:cNvGraphicFramePr>
+            <a:graphic xmlns:a="http://schemas.openxmlformats.org/drawingml/2006/main">
+              <a:graphicData uri="http://schemas.openxmlformats.org/drawingml/2006/picture">
+                <pic:pic xmlns:pic="http://schemas.openxmlformats.org/drawingml/2006/picture">
+                  <pic:nvPicPr>
+                    <pic:cNvPr id="0" name="Picture 7" descr="UTF8 Encode Decode - Convert String to UTF8 - ConvertCodes"/>
+                    <pic:cNvPicPr>
+                      <a:picLocks noChangeAspect="1" noChangeArrowheads="1"/>
+                    </pic:cNvPicPr>
+                  </pic:nvPicPr>
+                  <pic:blipFill>
+                    <a:blip r:embed="rId12">
+                      <a:extLst>
+                        <a:ext uri="{28A0092B-C50C-407E-A947-70E740481C1C}">
+                          <a14:useLocalDpi xmlns:a14="http://schemas.microsoft.com/office/drawing/2010/main" val="0"/>
+                        </a:ext>
+                      </a:extLst>
+                    </a:blip>
+                    <a:srcRect/>
+                    <a:stretch>
+                      <a:fillRect/>
+                    </a:stretch>
+                  </pic:blipFill>
+                  <pic:spPr bwMode="auto">
+                    <a:xfrm>
+                      <a:off x="0" y="0"/>
+                      <a:ext cx="4805045" cy="1198880"/>
+                    </a:xfrm>
+                    <a:prstGeom prst="rect">
+                      <a:avLst/>
+                    </a:prstGeom>
+                    <a:noFill/>
+                    <a:ln>
+                      <a:noFill/>
+                    </a:ln>
+                  </pic:spPr>
+                </pic:pic>
+              </a:graphicData>
+            </a:graphic>
+          </wp:inline>
+        </w:drawing>
+      </w:r>
+      <w:r>
+        <w:rPr>
+          <w:noProof/>
+        </w:rPr>
+        <w:t xml:space="preserve"> </w:t>
+      </w:r>
+      <w:r>
+        <w:rPr>
+          <w:noProof/>
+        </w:rPr>
+        <w:drawing>
+          <wp:inline distT="0" distB="0" distL="0" distR="0" wp14:anchorId="70A6A362" wp14:editId="6FC9DFD4">
+            <wp:extent cx="4805045" cy="1198880"/>
+            <wp:effectExtent l="0" t="0" r="0" b="1270"/>
+            <wp:docPr id="3" name="Рисунок 3" descr="UTF8 Encode Decode - Convert String to UTF8 - ConvertCodes"/>
+            <wp:cNvGraphicFramePr>
+              <a:graphicFrameLocks xmlns:a="http://schemas.openxmlformats.org/drawingml/2006/main" noChangeAspect="1"/>
+            </wp:cNvGraphicFramePr>
+            <a:graphic xmlns:a="http://schemas.openxmlformats.org/drawingml/2006/main">
+              <a:graphicData uri="http://schemas.openxmlformats.org/drawingml/2006/picture">
+                <pic:pic xmlns:pic="http://schemas.openxmlformats.org/drawingml/2006/picture">
+                  <pic:nvPicPr>
+                    <pic:cNvPr id="0" name="Picture 5" descr="UTF8 Encode Decode - Convert String to UTF8 - ConvertCodes"/>
+                    <pic:cNvPicPr>
+                      <a:picLocks noChangeAspect="1" noChangeArrowheads="1"/>
+                    </pic:cNvPicPr>
+                  </pic:nvPicPr>
+                  <pic:blipFill>
+                    <a:blip r:embed="rId12">
+                      <a:extLst>
+                        <a:ext uri="{28A0092B-C50C-407E-A947-70E740481C1C}">
+                          <a14:useLocalDpi xmlns:a14="http://schemas.microsoft.com/office/drawing/2010/main" val="0"/>
+                        </a:ext>
+                      </a:extLst>
+                    </a:blip>
+                    <a:srcRect/>
+                    <a:stretch>
+                      <a:fillRect/>
+                    </a:stretch>
+                  </pic:blipFill>
+                  <pic:spPr bwMode="auto">
+                    <a:xfrm>
+                      <a:off x="0" y="0"/>
+                      <a:ext cx="4805045" cy="1198880"/>
+                    </a:xfrm>
+                    <a:prstGeom prst="rect">
+                      <a:avLst/>
+                    </a:prstGeom>
+                    <a:noFill/>
+                    <a:ln>
+                      <a:noFill/>
+                    </a:ln>
+                  </pic:spPr>
+                </pic:pic>
+              </a:graphicData>
+            </a:graphic>
+          </wp:inline>
+        </w:drawing>
+      </w:r>
+      <w:r>
+        <w:rPr>
+          <w:noProof/>
+        </w:rPr>
+        <w:t xml:space="preserve"> </w:t>
+      </w:r>
+      <w:r>
+        <w:rPr>
+          <w:noProof/>
+        </w:rPr>
+        <w:drawing>
+          <wp:inline distT="0" distB="0" distL="0" distR="0" wp14:anchorId="123AD5D9" wp14:editId="28BED92E">
+            <wp:extent cx="4805045" cy="1198880"/>
+            <wp:effectExtent l="0" t="0" r="0" b="1270"/>
+            <wp:docPr id="2" name="Рисунок 2" descr="UTF8 Encode Decode - Convert String to UTF8 - ConvertCodes"/>
+            <wp:cNvGraphicFramePr>
+              <a:graphicFrameLocks xmlns:a="http://schemas.openxmlformats.org/drawingml/2006/main" noChangeAspect="1"/>
+            </wp:cNvGraphicFramePr>
+            <a:graphic xmlns:a="http://schemas.openxmlformats.org/drawingml/2006/main">
+              <a:graphicData uri="http://schemas.openxmlformats.org/drawingml/2006/picture">
+                <pic:pic xmlns:pic="http://schemas.openxmlformats.org/drawingml/2006/picture">
+                  <pic:nvPicPr>
+                    <pic:cNvPr id="0" name="Picture 3" descr="UTF8 Encode Decode - Convert String to UTF8 - ConvertCodes"/>
+                    <pic:cNvPicPr>
+                      <a:picLocks noChangeAspect="1" noChangeArrowheads="1"/>
+                    </pic:cNvPicPr>
+                  </pic:nvPicPr>
+                  <pic:blipFill>
+                    <a:blip r:embed="rId12">
+                      <a:extLst>
+                        <a:ext uri="{28A0092B-C50C-407E-A947-70E740481C1C}">
+                          <a14:useLocalDpi xmlns:a14="http://schemas.microsoft.com/office/drawing/2010/main" val="0"/>
+                        </a:ext>
+                      </a:extLst>
+                    </a:blip>
+                    <a:srcRect/>
+                    <a:stretch>
+                      <a:fillRect/>
+                    </a:stretch>
+                  </pic:blipFill>
+                  <pic:spPr bwMode="auto">
+                    <a:xfrm>
+                      <a:off x="0" y="0"/>
+                      <a:ext cx="4805045" cy="1198880"/>
+                    </a:xfrm>
+                    <a:prstGeom prst="rect">
+                      <a:avLst/>
+                    </a:prstGeom>
+                    <a:noFill/>
+                    <a:ln>
+                      <a:noFill/>
+                    </a:ln>
+                  </pic:spPr>
+                </pic:pic>
+              </a:graphicData>
+            </a:graphic>
+          </wp:inline>
+        </w:drawing>
+      </w:r>
+      <w:r>
+        <w:t xml:space="preserve"> </w:t>
+      </w:r>
+      <w:r>
+        <w:t>11010001 10001111</w:t>
+      </w:r>
+      <w:r>
+        <w:t xml:space="preserve"> </w:t>
+      </w:r>
+      <w:r>
+        <w:t>11010001 10001111</w:t>
+      </w:r>
+      <w:r>
+        <w:t xml:space="preserve"> </w:t>
+      </w:r>
+      <w:r>
+        <w:t>11010001 10001111</w:t>
+      </w:r>
+    </w:p>
+    <w:p>
+      <w:pPr>
+        <w:pStyle w:val="ab"/>
+        <w:rPr>
+          <w:vanish w:val="0"/>
+        </w:rPr>
+      </w:pPr>
+      <w:r>
+        <w:t xml:space="preserve">Рисунок </w:t>
+      </w:r>
+      <w:r>
+        <w:fldChar w:fldCharType="begin"/>
+      </w:r>
+      <w:r>
+        <w:instrText xml:space="preserve"> SEQ Рисунок \* ARABIC </w:instrText>
+      </w:r>
+      <w:r>
+        <w:fldChar w:fldCharType="separate"/>
+      </w:r>
+      <w:r>
+        <w:rPr>
+          <w:noProof/>
+        </w:rPr>
+        <w:t>1</w:t>
+      </w:r>
+      <w:r>
+        <w:fldChar w:fldCharType="end"/>
+      </w:r>
+      <w:r>
+        <w:rPr>
+          <w:vanish w:val="0"/>
+        </w:rPr>
+        <w:t xml:space="preserve">Схема </w:t>
+      </w:r>
+      <w:r>
+        <w:rPr>
+          <w:vanish w:val="0"/>
+        </w:rPr>
+        <w:t>3</w:t>
+      </w:r>
+      <w:r>
+        <w:rPr>
+          <w:vanish w:val="0"/>
+        </w:rPr>
+        <w:t>:</w:t>
+      </w:r>
+      <w:r>
+        <w:rPr>
+          <w:vanish w:val="0"/>
+        </w:rPr>
+        <w:t xml:space="preserve"> Структура </w:t>
+      </w:r>
+      <w:proofErr w:type="spellStart"/>
+      <w:r>
+        <w:rPr>
+          <w:vanish w:val="0"/>
+          <w:lang w:val="en-US"/>
+        </w:rPr>
+        <w:t>utf</w:t>
+      </w:r>
+      <w:proofErr w:type="spellEnd"/>
+      <w:r>
+        <w:rPr>
+          <w:vanish w:val="0"/>
+        </w:rPr>
+        <w:t>-</w:t>
+      </w:r>
+      <w:r>
+        <w:rPr>
+          <w:vanish w:val="0"/>
+        </w:rPr>
+        <w:t>8</w:t>
+      </w:r>
+    </w:p>
+    <w:p>
+      <w:pPr>
+        <w:rPr>
+          <w:vanish w:val="0"/>
+        </w:rPr>
+      </w:pPr>
+      <w:r>
+        <w:rPr>
+          <w:vanish w:val="0"/>
+        </w:rPr>
+        <w:t>Как видим</w:t>
+      </w:r>
+      <w:r>
+        <w:rPr>
+          <w:vanish w:val="0"/>
+        </w:rPr>
+        <w:t xml:space="preserve"> в схеме 3</w:t>
+      </w:r>
+      <w:r>
+        <w:rPr>
+          <w:vanish w:val="0"/>
+        </w:rPr>
+        <w:t xml:space="preserve">, первые 3 бита первого байта равны </w:t>
+      </w:r>
+      <w:r>
+        <w:rPr>
+          <w:vanish w:val="0"/>
+        </w:rPr>
+        <w:t>110</w:t>
+      </w:r>
+      <w:r>
+        <w:rPr>
+          <w:vanish w:val="0"/>
+        </w:rPr>
+        <w:t xml:space="preserve">. У второго байта первые два бита равны 10. </w:t>
+      </w:r>
+      <w:r>
+        <w:rPr>
+          <w:vanish w:val="0"/>
+        </w:rPr>
+        <w:br/>
+        <w:t xml:space="preserve">Обработчик </w:t>
+      </w:r>
+      <w:proofErr w:type="spellStart"/>
+      <w:r>
+        <w:rPr>
+          <w:vanish w:val="0"/>
+          <w:lang w:val="en-US"/>
+        </w:rPr>
+        <w:t>utf</w:t>
+      </w:r>
+      <w:proofErr w:type="spellEnd"/>
+      <w:r>
+        <w:rPr>
+          <w:vanish w:val="0"/>
+        </w:rPr>
+        <w:t>-8</w:t>
+      </w:r>
+      <w:r>
+        <w:rPr>
+          <w:vanish w:val="0"/>
+        </w:rPr>
+        <w:t xml:space="preserve"> должен итерировать текст в зависимости от заголовка. То есть видим </w:t>
+      </w:r>
+      <w:r>
+        <w:rPr>
+          <w:vanish w:val="0"/>
+        </w:rPr>
+        <w:t>0</w:t>
+      </w:r>
+      <w:r>
+        <w:rPr>
+          <w:vanish w:val="0"/>
+        </w:rPr>
+        <w:t xml:space="preserve"> в первой позиции – символ </w:t>
+      </w:r>
+      <w:r>
+        <w:rPr>
+          <w:vanish w:val="0"/>
+          <w:lang w:val="en-US"/>
+        </w:rPr>
+        <w:t>ASCII</w:t>
+      </w:r>
+      <w:r>
+        <w:rPr>
+          <w:vanish w:val="0"/>
+        </w:rPr>
+        <w:t xml:space="preserve">, следовательно, помечаем флагом </w:t>
+      </w:r>
+      <w:proofErr w:type="spellStart"/>
+      <w:r>
+        <w:rPr>
+          <w:vanish w:val="0"/>
+          <w:lang w:val="en-US"/>
+        </w:rPr>
+        <w:t>IsASCII</w:t>
+      </w:r>
+      <w:proofErr w:type="spellEnd"/>
+      <w:r>
+        <w:rPr>
+          <w:vanish w:val="0"/>
+        </w:rPr>
+        <w:t xml:space="preserve"> и возвращаем </w:t>
+      </w:r>
+      <w:proofErr w:type="spellStart"/>
+      <w:r>
+        <w:rPr>
+          <w:vanish w:val="0"/>
+          <w:lang w:val="en-US"/>
+        </w:rPr>
+        <w:t>esv</w:t>
+      </w:r>
+      <w:proofErr w:type="spellEnd"/>
+      <w:r>
+        <w:rPr>
+          <w:vanish w:val="0"/>
+        </w:rPr>
+        <w:t>, сдвигаем указатель текста на 1 ячейку. Если видим</w:t>
+      </w:r>
+      <w:r>
+        <w:rPr>
+          <w:vanish w:val="0"/>
+        </w:rPr>
+        <w:t xml:space="preserve"> 110</w:t>
+      </w:r>
+      <w:r>
+        <w:rPr>
+          <w:vanish w:val="0"/>
+        </w:rPr>
+        <w:t>, следовательно, символ кодируется двумя байтами</w:t>
+      </w:r>
+      <w:r>
+        <w:rPr>
+          <w:vanish w:val="0"/>
+        </w:rPr>
+        <w:t>;</w:t>
+      </w:r>
+      <w:r>
+        <w:rPr>
+          <w:vanish w:val="0"/>
+        </w:rPr>
+        <w:t xml:space="preserve"> читаем два байта и сдвигаем указатель в тексте на 2 ячейки. </w:t>
+      </w:r>
+    </w:p>
+    <w:p>
+      <w:pPr>
+        <w:rPr>
+          <w:i/>
+          <w:iCs/>
+          <w:vanish w:val="0"/>
+        </w:rPr>
+      </w:pPr>
+      <w:r>
+        <w:rPr>
+          <w:i/>
+          <w:iCs/>
+          <w:vanish w:val="0"/>
+        </w:rPr>
+        <w:t xml:space="preserve">Ещё раз повторю, что </w:t>
+      </w:r>
+      <w:proofErr w:type="spellStart"/>
+      <w:r>
+        <w:rPr>
+          <w:i/>
+          <w:iCs/>
+          <w:vanish w:val="0"/>
+          <w:lang w:val="en-US"/>
+        </w:rPr>
+        <w:t>esv</w:t>
+      </w:r>
+      <w:proofErr w:type="spellEnd"/>
+      <w:r>
+        <w:rPr>
+          <w:i/>
+          <w:iCs/>
+          <w:vanish w:val="0"/>
+        </w:rPr>
+        <w:t xml:space="preserve"> указываем на исходный текст. Для того, чтобы не создавать массив </w:t>
+      </w:r>
+      <w:proofErr w:type="spellStart"/>
+      <w:r>
+        <w:rPr>
+          <w:i/>
+          <w:iCs/>
+          <w:vanish w:val="0"/>
+          <w:lang w:val="en-US"/>
+        </w:rPr>
+        <w:t>esv</w:t>
+      </w:r>
+      <w:proofErr w:type="spellEnd"/>
+      <w:r>
+        <w:rPr>
+          <w:i/>
+          <w:iCs/>
+          <w:vanish w:val="0"/>
+        </w:rPr>
+        <w:t xml:space="preserve">, можно просто </w:t>
+      </w:r>
+      <w:r>
+        <w:rPr>
+          <w:i/>
+          <w:iCs/>
+          <w:vanish w:val="0"/>
+          <w:lang w:val="en-US"/>
+        </w:rPr>
+        <w:t>current</w:t>
+      </w:r>
+      <w:r>
+        <w:rPr>
+          <w:i/>
+          <w:iCs/>
+          <w:vanish w:val="0"/>
+        </w:rPr>
+        <w:t>_</w:t>
+      </w:r>
+      <w:proofErr w:type="spellStart"/>
+      <w:proofErr w:type="gramStart"/>
+      <w:r>
+        <w:rPr>
+          <w:i/>
+          <w:iCs/>
+          <w:vanish w:val="0"/>
+          <w:lang w:val="en-US"/>
+        </w:rPr>
+        <w:t>esv</w:t>
+      </w:r>
+      <w:proofErr w:type="spellEnd"/>
+      <w:r>
+        <w:rPr>
+          <w:i/>
+          <w:iCs/>
+          <w:vanish w:val="0"/>
+        </w:rPr>
+        <w:t>.</w:t>
+      </w:r>
+      <w:r>
+        <w:rPr>
+          <w:i/>
+          <w:iCs/>
+          <w:vanish w:val="0"/>
+          <w:lang w:val="en-US"/>
+        </w:rPr>
+        <w:t>size</w:t>
+      </w:r>
+      <w:proofErr w:type="gramEnd"/>
+      <w:r>
+        <w:rPr>
+          <w:i/>
+          <w:iCs/>
+          <w:vanish w:val="0"/>
+        </w:rPr>
+        <w:t xml:space="preserve"> += </w:t>
+      </w:r>
+      <w:r>
+        <w:rPr>
+          <w:i/>
+          <w:iCs/>
+          <w:vanish w:val="0"/>
+          <w:lang w:val="en-US"/>
+        </w:rPr>
+        <w:t>character</w:t>
+      </w:r>
+      <w:r>
+        <w:rPr>
+          <w:i/>
+          <w:iCs/>
+          <w:vanish w:val="0"/>
+        </w:rPr>
+        <w:t>_</w:t>
+      </w:r>
+      <w:proofErr w:type="spellStart"/>
+      <w:r>
+        <w:rPr>
+          <w:i/>
+          <w:iCs/>
+          <w:vanish w:val="0"/>
+          <w:lang w:val="en-US"/>
+        </w:rPr>
+        <w:t>esv</w:t>
+      </w:r>
+      <w:proofErr w:type="spellEnd"/>
+      <w:r>
+        <w:rPr>
+          <w:i/>
+          <w:iCs/>
+          <w:vanish w:val="0"/>
+        </w:rPr>
+        <w:t>.</w:t>
+      </w:r>
+      <w:r>
+        <w:rPr>
+          <w:i/>
+          <w:iCs/>
+          <w:vanish w:val="0"/>
+          <w:lang w:val="en-US"/>
+        </w:rPr>
+        <w:t>size</w:t>
+      </w:r>
+      <w:r>
+        <w:rPr>
+          <w:i/>
+          <w:iCs/>
+          <w:vanish w:val="0"/>
+        </w:rPr>
+        <w:t>. Естественно, что данная процедура будет в конце итерации, после всех проверок.</w:t>
+      </w:r>
+    </w:p>
+    <w:p/>
+    <w:p/>
     <w:p>
       <w:pPr>
         <w:jc w:val="both"/>
@@ -2543,6 +6532,7 @@
         </w:rPr>
         <w:t xml:space="preserve"> (</w:t>
       </w:r>
+      <w:proofErr w:type="spellStart"/>
       <w:r>
         <w:rPr>
           <w:vanish w:val="0"/>
@@ -2550,6 +6540,7 @@
         </w:rPr>
         <w:t>EndLoad</w:t>
       </w:r>
+      <w:proofErr w:type="spellEnd"/>
       <w:r>
         <w:rPr>
           <w:vanish w:val="0"/>
@@ -2631,12 +6622,14 @@
         </w:rPr>
         <w:t xml:space="preserve"> </w:t>
       </w:r>
+      <w:proofErr w:type="spellStart"/>
       <w:r>
         <w:rPr>
           <w:vanish w:val="0"/>
         </w:rPr>
         <w:t>говнодетище</w:t>
       </w:r>
+      <w:proofErr w:type="spellEnd"/>
       <w:r>
         <w:rPr>
           <w:vanish w:val="0"/>
@@ -2694,7 +6687,19 @@
         <w:rPr>
           <w:vanish w:val="0"/>
         </w:rPr>
-        <w:t xml:space="preserve">(с анг. псевдоним) </w:t>
+        <w:t xml:space="preserve">(с </w:t>
+      </w:r>
+      <w:r>
+        <w:rPr>
+          <w:vanish w:val="0"/>
+        </w:rPr>
+        <w:t>англ</w:t>
+      </w:r>
+      <w:r>
+        <w:rPr>
+          <w:vanish w:val="0"/>
+        </w:rPr>
+        <w:t xml:space="preserve">. псевдоним) </w:t>
       </w:r>
       <w:r>
         <w:rPr>
@@ -2740,7 +6745,19 @@
         <w:rPr>
           <w:vanish w:val="0"/>
         </w:rPr>
-        <w:t>(с анг. перечисление) – в языках программирования структура для именования числовых констант</w:t>
+        <w:t xml:space="preserve">(с </w:t>
+      </w:r>
+      <w:r>
+        <w:rPr>
+          <w:vanish w:val="0"/>
+        </w:rPr>
+        <w:t>англ.</w:t>
+      </w:r>
+      <w:r>
+        <w:rPr>
+          <w:vanish w:val="0"/>
+        </w:rPr>
+        <w:t xml:space="preserve"> перечисление) – в языках программирования структура для именования числовых констант</w:t>
       </w:r>
       <w:r>
         <w:rPr>
@@ -2753,6 +6770,70 @@
           <w:vanish w:val="0"/>
         </w:rPr>
         <w:t xml:space="preserve"> Можно сказать, что это структура, которая похожа на обычное именованное пространство имён с константами.</w:t>
+      </w:r>
+    </w:p>
+    <w:p>
+      <w:pPr>
+        <w:jc w:val="both"/>
+        <w:rPr>
+          <w:vanish w:val="0"/>
+        </w:rPr>
+      </w:pPr>
+      <w:r>
+        <w:rPr>
+          <w:vanish w:val="0"/>
+          <w:lang w:val="en-US"/>
+        </w:rPr>
+        <w:t>Pool</w:t>
+      </w:r>
+      <w:r>
+        <w:rPr>
+          <w:vanish w:val="0"/>
+          <w:vertAlign w:val="superscript"/>
+        </w:rPr>
+        <w:t>6</w:t>
+      </w:r>
+      <w:r>
+        <w:rPr>
+          <w:vanish w:val="0"/>
+        </w:rPr>
+        <w:t xml:space="preserve"> (</w:t>
+      </w:r>
+      <w:r>
+        <w:rPr>
+          <w:vanish w:val="0"/>
+        </w:rPr>
+        <w:t>с англ. бассейн</w:t>
+      </w:r>
+      <w:r>
+        <w:rPr>
+          <w:vanish w:val="0"/>
+        </w:rPr>
+        <w:t>)</w:t>
+      </w:r>
+      <w:r>
+        <w:rPr>
+          <w:vanish w:val="0"/>
+        </w:rPr>
+        <w:t xml:space="preserve"> – в программировании представляет собой структуру данных, хранящую пачками какие-либо объекты.</w:t>
+      </w:r>
+      <w:r>
+        <w:rPr>
+          <w:vanish w:val="0"/>
+        </w:rPr>
+        <w:t xml:space="preserve"> Обычно представляет собой более узконаправленный</w:t>
+      </w:r>
+      <w:r>
+        <w:rPr>
+          <w:vanish w:val="0"/>
+        </w:rPr>
+        <w:t>, чем обычный,</w:t>
+      </w:r>
+      <w:r>
+        <w:rPr>
+          <w:vanish w:val="0"/>
+        </w:rPr>
+        <w:t xml:space="preserve"> динамический массив.</w:t>
       </w:r>
     </w:p>
     <w:p>
@@ -3664,6 +7745,28 @@
       <w:szCs w:val="26"/>
     </w:rPr>
   </w:style>
+  <w:style w:type="paragraph" w:styleId="3">
+    <w:name w:val="heading 3"/>
+    <w:basedOn w:val="a"/>
+    <w:next w:val="a"/>
+    <w:link w:val="30"/>
+    <w:uiPriority w:val="9"/>
+    <w:unhideWhenUsed/>
+    <w:qFormat/>
+    <w:rsid w:val="00960946"/>
+    <w:pPr>
+      <w:keepNext/>
+      <w:keepLines/>
+      <w:spacing w:before="40" w:after="0"/>
+      <w:outlineLvl w:val="2"/>
+    </w:pPr>
+    <w:rPr>
+      <w:rFonts w:asciiTheme="majorHAnsi" w:eastAsiaTheme="majorEastAsia" w:hAnsiTheme="majorHAnsi" w:cstheme="majorBidi"/>
+      <w:color w:val="1F3763" w:themeColor="accent1" w:themeShade="7F"/>
+      <w:sz w:val="24"/>
+      <w:szCs w:val="24"/>
+    </w:rPr>
+  </w:style>
   <w:style w:type="character" w:default="1" w:styleId="a0">
     <w:name w:val="Default Paragraph Font"/>
     <w:uiPriority w:val="1"/>
@@ -3846,6 +7949,19 @@
       <w:color w:val="44546A" w:themeColor="text2"/>
       <w:sz w:val="18"/>
       <w:szCs w:val="18"/>
+    </w:rPr>
+  </w:style>
+  <w:style w:type="character" w:customStyle="1" w:styleId="30">
+    <w:name w:val="Заголовок 3 Знак"/>
+    <w:basedOn w:val="a0"/>
+    <w:link w:val="3"/>
+    <w:uiPriority w:val="9"/>
+    <w:rsid w:val="00960946"/>
+    <w:rPr>
+      <w:rFonts w:asciiTheme="majorHAnsi" w:eastAsiaTheme="majorEastAsia" w:hAnsiTheme="majorHAnsi" w:cstheme="majorBidi"/>
+      <w:color w:val="1F3763" w:themeColor="accent1" w:themeShade="7F"/>
+      <w:sz w:val="24"/>
+      <w:szCs w:val="24"/>
     </w:rPr>
   </w:style>
 </w:styles>
